--- a/docs/Протокол_мастера.docx
+++ b/docs/Протокол_мастера.docx
@@ -3504,6 +3504,20 @@
               <w:t xml:space="preserve">uuid : string</w:t>
             </w:r>
           </w:p>
+          <w:p>
+            <w:pPr>
+              <w:spacing w:after="0" w:line="252"/>
+            </w:pPr>
+            <w:r>
+              <w:rPr>
+                <w:rFonts w:ascii="Consolas" w:cs="Consolas" w:eastAsia="Consolas" w:hAnsi="Consolas"/>
+                <w:color w:val="1B1B1F"/>
+                <w:sz w:val="18"/>
+                <w:szCs w:val="18"/>
+              </w:rPr>
+              <w:t xml:space="preserve">force : 0 / 1</w:t>
+            </w:r>
+          </w:p>
         </w:tc>
         <w:tc>
           <w:tcPr>
@@ -3583,6 +3597,20 @@
               <w:t xml:space="preserve">uuid : string</w:t>
             </w:r>
           </w:p>
+          <w:p>
+            <w:pPr>
+              <w:spacing w:after="0" w:line="252"/>
+            </w:pPr>
+            <w:r>
+              <w:rPr>
+                <w:rFonts w:ascii="Consolas" w:cs="Consolas" w:eastAsia="Consolas" w:hAnsi="Consolas"/>
+                <w:color w:val="1B1B1F"/>
+                <w:sz w:val="18"/>
+                <w:szCs w:val="18"/>
+              </w:rPr>
+              <w:t xml:space="preserve">force : 0 / 1</w:t>
+            </w:r>
+          </w:p>
         </w:tc>
         <w:tc>
           <w:tcPr>
@@ -3661,6 +3689,20 @@
               <w:t xml:space="preserve">1</w:t>
             </w:r>
           </w:p>
+          <w:p>
+            <w:pPr>
+              <w:spacing w:after="0" w:line="252"/>
+            </w:pPr>
+            <w:r>
+              <w:rPr>
+                <w:rFonts w:ascii="Consolas" w:cs="Consolas" w:eastAsia="Consolas" w:hAnsi="Consolas"/>
+                <w:color w:val="1B1B1F"/>
+                <w:sz w:val="18"/>
+                <w:szCs w:val="18"/>
+              </w:rPr>
+              <w:t xml:space="preserve">force : 0 / 1</w:t>
+            </w:r>
+          </w:p>
         </w:tc>
         <w:tc>
           <w:tcPr>
@@ -4113,6 +4155,268 @@
           <w:szCs w:val="21"/>
         </w:rPr>
         <w:t xml:space="preserve"/>
+      </w:r>
+    </w:p>
+    <w:p>
+      <w:pPr>
+        <w:spacing w:after="100" w:line="276"/>
+      </w:pPr>
+      <w:r>
+        <w:rPr>
+          <w:rFonts w:ascii="Calibri" w:cs="Calibri" w:eastAsia="Calibri" w:hAnsi="Calibri"/>
+          <w:b/>
+          <w:bCs/>
+          <w:color w:val="1B1B1F"/>
+          <w:sz w:val="21"/>
+          <w:szCs w:val="21"/>
+        </w:rPr>
+        <w:t xml:space="preserve">Принудительный режим:</w:t>
+      </w:r>
+    </w:p>
+    <w:p>
+      <w:pPr>
+        <w:spacing w:after="60" w:line="276"/>
+      </w:pPr>
+      <w:r>
+        <w:rPr>
+          <w:rFonts w:ascii="Calibri" w:cs="Calibri" w:eastAsia="Calibri" w:hAnsi="Calibri"/>
+          <w:color w:val="1B1B1F"/>
+          <w:sz w:val="21"/>
+          <w:szCs w:val="21"/>
+        </w:rPr>
+        <w:t xml:space="preserve">У команд </w:t>
+      </w:r>
+      <w:r>
+        <w:rPr>
+          <w:rFonts w:ascii="Consolas" w:cs="Consolas" w:eastAsia="Consolas" w:hAnsi="Consolas"/>
+          <w:color w:val="1B1B1F"/>
+          <w:sz w:val="19"/>
+          <w:szCs w:val="19"/>
+        </w:rPr>
+        <w:t xml:space="preserve">start</w:t>
+      </w:r>
+      <w:r>
+        <w:rPr>
+          <w:rFonts w:ascii="Calibri" w:cs="Calibri" w:eastAsia="Calibri" w:hAnsi="Calibri"/>
+          <w:color w:val="1B1B1F"/>
+          <w:sz w:val="21"/>
+          <w:szCs w:val="21"/>
+        </w:rPr>
+        <w:t xml:space="preserve">, </w:t>
+      </w:r>
+      <w:r>
+        <w:rPr>
+          <w:rFonts w:ascii="Consolas" w:cs="Consolas" w:eastAsia="Consolas" w:hAnsi="Consolas"/>
+          <w:color w:val="1B1B1F"/>
+          <w:sz w:val="19"/>
+          <w:szCs w:val="19"/>
+        </w:rPr>
+        <w:t xml:space="preserve">restart</w:t>
+      </w:r>
+      <w:r>
+        <w:rPr>
+          <w:rFonts w:ascii="Calibri" w:cs="Calibri" w:eastAsia="Calibri" w:hAnsi="Calibri"/>
+          <w:color w:val="1B1B1F"/>
+          <w:sz w:val="21"/>
+          <w:szCs w:val="21"/>
+        </w:rPr>
+        <w:t xml:space="preserve"> и </w:t>
+      </w:r>
+      <w:r>
+        <w:rPr>
+          <w:rFonts w:ascii="Consolas" w:cs="Consolas" w:eastAsia="Consolas" w:hAnsi="Consolas"/>
+          <w:color w:val="1B1B1F"/>
+          <w:sz w:val="19"/>
+          <w:szCs w:val="19"/>
+        </w:rPr>
+        <w:t xml:space="preserve">reset</w:t>
+      </w:r>
+      <w:r>
+        <w:rPr>
+          <w:rFonts w:ascii="Calibri" w:cs="Calibri" w:eastAsia="Calibri" w:hAnsi="Calibri"/>
+          <w:color w:val="1B1B1F"/>
+          <w:sz w:val="21"/>
+          <w:szCs w:val="21"/>
+        </w:rPr>
+        <w:t xml:space="preserve"> последним аргументом идёт флаг </w:t>
+      </w:r>
+      <w:r>
+        <w:rPr>
+          <w:rFonts w:ascii="Consolas" w:cs="Consolas" w:eastAsia="Consolas" w:hAnsi="Consolas"/>
+          <w:color w:val="1B1B1F"/>
+          <w:sz w:val="19"/>
+          <w:szCs w:val="19"/>
+        </w:rPr>
+        <w:t xml:space="preserve">force</w:t>
+      </w:r>
+      <w:r>
+        <w:rPr>
+          <w:rFonts w:ascii="Calibri" w:cs="Calibri" w:eastAsia="Calibri" w:hAnsi="Calibri"/>
+          <w:color w:val="1B1B1F"/>
+          <w:sz w:val="21"/>
+          <w:szCs w:val="21"/>
+        </w:rPr>
+        <w:t xml:space="preserve">.</w:t>
+      </w:r>
+    </w:p>
+    <w:p>
+      <w:pPr>
+        <w:pStyle w:val="ListParagraph"/>
+        <w:numPr>
+          <w:ilvl w:val="0"/>
+          <w:numId w:val="2"/>
+        </w:numPr>
+        <w:spacing w:after="80" w:line="276"/>
+      </w:pPr>
+      <w:r>
+        <w:rPr>
+          <w:rFonts w:ascii="Calibri" w:cs="Calibri" w:eastAsia="Calibri" w:hAnsi="Calibri"/>
+          <w:color w:val="1B1B1F"/>
+          <w:sz w:val="21"/>
+          <w:szCs w:val="21"/>
+        </w:rPr>
+        <w:t xml:space="preserve">force = 0 — штатно: зона запускается по своей логике, ждёт гостя, уважает свои блокировки.</w:t>
+      </w:r>
+    </w:p>
+    <w:p>
+      <w:pPr>
+        <w:pStyle w:val="ListParagraph"/>
+        <w:numPr>
+          <w:ilvl w:val="0"/>
+          <w:numId w:val="2"/>
+        </w:numPr>
+        <w:spacing w:after="80" w:line="276"/>
+      </w:pPr>
+      <w:r>
+        <w:rPr>
+          <w:rFonts w:ascii="Calibri" w:cs="Calibri" w:eastAsia="Calibri" w:hAnsi="Calibri"/>
+          <w:color w:val="1B1B1F"/>
+          <w:sz w:val="21"/>
+          <w:szCs w:val="21"/>
+        </w:rPr>
+        <w:t xml:space="preserve">force = 1 — зона обязана немедленно прервать что делает и выполнить команду с нуля, игнорируя внутренние блокировки и отсутствие сессии.</w:t>
+      </w:r>
+    </w:p>
+    <w:p>
+      <w:pPr>
+        <w:spacing w:after="120" w:line="276"/>
+      </w:pPr>
+      <w:r>
+        <w:rPr>
+          <w:rFonts w:ascii="Calibri" w:cs="Calibri" w:eastAsia="Calibri" w:hAnsi="Calibri"/>
+          <w:color w:val="1B1B1F"/>
+          <w:sz w:val="21"/>
+          <w:szCs w:val="21"/>
+        </w:rPr>
+        <w:t xml:space="preserve"/>
+      </w:r>
+    </w:p>
+    <w:p>
+      <w:pPr>
+        <w:spacing w:after="160" w:line="276"/>
+      </w:pPr>
+      <w:r>
+        <w:rPr>
+          <w:rFonts w:ascii="Calibri" w:cs="Calibri" w:eastAsia="Calibri" w:hAnsi="Calibri"/>
+          <w:color w:val="1B1B1F"/>
+          <w:sz w:val="21"/>
+          <w:szCs w:val="21"/>
+        </w:rPr>
+        <w:t xml:space="preserve">Включается тумблером </w:t>
+      </w:r>
+      <w:r>
+        <w:rPr>
+          <w:rFonts w:ascii="Calibri" w:cs="Calibri" w:eastAsia="Calibri" w:hAnsi="Calibri"/>
+          <w:b/>
+          <w:bCs/>
+          <w:color w:val="1B1B1F"/>
+          <w:sz w:val="21"/>
+          <w:szCs w:val="21"/>
+        </w:rPr>
+        <w:t xml:space="preserve">ПРИНУДИТЕЛЬНО</w:t>
+      </w:r>
+      <w:r>
+        <w:rPr>
+          <w:rFonts w:ascii="Calibri" w:cs="Calibri" w:eastAsia="Calibri" w:hAnsi="Calibri"/>
+          <w:color w:val="1B1B1F"/>
+          <w:sz w:val="21"/>
+          <w:szCs w:val="21"/>
+        </w:rPr>
+        <w:t xml:space="preserve"> в пульте (пара </w:t>
+      </w:r>
+      <w:r>
+        <w:rPr>
+          <w:rFonts w:ascii="Consolas" w:cs="Consolas" w:eastAsia="Consolas" w:hAnsi="Consolas"/>
+          <w:color w:val="1B1B1F"/>
+          <w:sz w:val="19"/>
+          <w:szCs w:val="19"/>
+        </w:rPr>
+        <w:t xml:space="preserve">Forcemode</w:t>
+      </w:r>
+      <w:r>
+        <w:rPr>
+          <w:rFonts w:ascii="Calibri" w:cs="Calibri" w:eastAsia="Calibri" w:hAnsi="Calibri"/>
+          <w:color w:val="1B1B1F"/>
+          <w:sz w:val="21"/>
+          <w:szCs w:val="21"/>
+        </w:rPr>
+        <w:t xml:space="preserve">), тогда все команды зонам уходят с force = 1. Кнопки </w:t>
+      </w:r>
+      <w:r>
+        <w:rPr>
+          <w:rFonts w:ascii="Calibri" w:cs="Calibri" w:eastAsia="Calibri" w:hAnsi="Calibri"/>
+          <w:b/>
+          <w:bCs/>
+          <w:color w:val="1B1B1F"/>
+          <w:sz w:val="21"/>
+          <w:szCs w:val="21"/>
+        </w:rPr>
+        <w:t xml:space="preserve">ВСЕ: СТАРТ / РЕСТАРТ / СБРОС</w:t>
+      </w:r>
+      <w:r>
+        <w:rPr>
+          <w:rFonts w:ascii="Calibri" w:cs="Calibri" w:eastAsia="Calibri" w:hAnsi="Calibri"/>
+          <w:color w:val="1B1B1F"/>
+          <w:sz w:val="21"/>
+          <w:szCs w:val="21"/>
+        </w:rPr>
+        <w:t xml:space="preserve"> шлют команду каждой зоне из таблицы slaves. Из кода: </w:t>
+      </w:r>
+      <w:r>
+        <w:rPr>
+          <w:rFonts w:ascii="Consolas" w:cs="Consolas" w:eastAsia="Consolas" w:hAnsi="Consolas"/>
+          <w:color w:val="1B1B1F"/>
+          <w:sz w:val="19"/>
+          <w:szCs w:val="19"/>
+        </w:rPr>
+        <w:t xml:space="preserve">StartZone(2, force=True)</w:t>
+      </w:r>
+      <w:r>
+        <w:rPr>
+          <w:rFonts w:ascii="Calibri" w:cs="Calibri" w:eastAsia="Calibri" w:hAnsi="Calibri"/>
+          <w:color w:val="1B1B1F"/>
+          <w:sz w:val="21"/>
+          <w:szCs w:val="21"/>
+        </w:rPr>
+        <w:t xml:space="preserve">, </w:t>
+      </w:r>
+      <w:r>
+        <w:rPr>
+          <w:rFonts w:ascii="Consolas" w:cs="Consolas" w:eastAsia="Consolas" w:hAnsi="Consolas"/>
+          <w:color w:val="1B1B1F"/>
+          <w:sz w:val="19"/>
+          <w:szCs w:val="19"/>
+        </w:rPr>
+        <w:t xml:space="preserve">AllZones('restart', force=True)</w:t>
+      </w:r>
+      <w:r>
+        <w:rPr>
+          <w:rFonts w:ascii="Calibri" w:cs="Calibri" w:eastAsia="Calibri" w:hAnsi="Calibri"/>
+          <w:color w:val="1B1B1F"/>
+          <w:sz w:val="21"/>
+          <w:szCs w:val="21"/>
+        </w:rPr>
+        <w:t xml:space="preserve">.</w:t>
       </w:r>
     </w:p>
     <w:p>
@@ -5495,6 +5799,25 @@
           <w:szCs w:val="21"/>
         </w:rPr>
         <w:t xml:space="preserve">Слушать UDP 10000, отвечать на /zoneN/start, /restart, /reset.</w:t>
+      </w:r>
+    </w:p>
+    <w:p>
+      <w:pPr>
+        <w:pStyle w:val="ListParagraph"/>
+        <w:numPr>
+          <w:ilvl w:val="0"/>
+          <w:numId w:val="2"/>
+        </w:numPr>
+        <w:spacing w:after="80" w:line="276"/>
+      </w:pPr>
+      <w:r>
+        <w:rPr>
+          <w:rFonts w:ascii="Calibri" w:cs="Calibri" w:eastAsia="Calibri" w:hAnsi="Calibri"/>
+          <w:color w:val="1B1B1F"/>
+          <w:sz w:val="21"/>
+          <w:szCs w:val="21"/>
+        </w:rPr>
+        <w:t xml:space="preserve">Уважать флаг force: при force = 1 прерывать текущее состояние и стартовать с нуля, не дожидаясь гостя и не проверяя свои блокировки.</w:t>
       </w:r>
     </w:p>
     <w:p>

--- a/docs/Протокол_мастера.docx
+++ b/docs/Протокол_мастера.docx
@@ -416,7 +416,7 @@
                 <w:sz w:val="18"/>
                 <w:szCs w:val="18"/>
               </w:rPr>
-              <w:t xml:space="preserve">10000</w:t>
+              <w:t xml:space="preserve">6000</w:t>
             </w:r>
           </w:p>
         </w:tc>
@@ -521,7 +521,7 @@
                 <w:sz w:val="18"/>
                 <w:szCs w:val="18"/>
               </w:rPr>
-              <w:t xml:space="preserve">10000</w:t>
+              <w:t xml:space="preserve">6000</w:t>
             </w:r>
           </w:p>
         </w:tc>
@@ -624,7 +624,7 @@
                 <w:sz w:val="18"/>
                 <w:szCs w:val="18"/>
               </w:rPr>
-              <w:t xml:space="preserve">10000</w:t>
+              <w:t xml:space="preserve">6000</w:t>
             </w:r>
           </w:p>
         </w:tc>
@@ -729,7 +729,7 @@
                 <w:sz w:val="18"/>
                 <w:szCs w:val="18"/>
               </w:rPr>
-              <w:t xml:space="preserve">10000</w:t>
+              <w:t xml:space="preserve">6000</w:t>
             </w:r>
           </w:p>
         </w:tc>
@@ -832,7 +832,7 @@
                 <w:sz w:val="18"/>
                 <w:szCs w:val="18"/>
               </w:rPr>
-              <w:t xml:space="preserve">10001</w:t>
+              <w:t xml:space="preserve">6003</w:t>
             </w:r>
           </w:p>
         </w:tc>
@@ -937,7 +937,7 @@
                 <w:sz w:val="18"/>
                 <w:szCs w:val="18"/>
               </w:rPr>
-              <w:t xml:space="preserve">12000</w:t>
+              <w:t xml:space="preserve">6002</w:t>
             </w:r>
           </w:p>
         </w:tc>
@@ -1040,7 +1040,7 @@
                 <w:sz w:val="18"/>
                 <w:szCs w:val="18"/>
               </w:rPr>
-              <w:t xml:space="preserve">10000</w:t>
+              <w:t xml:space="preserve">6001</w:t>
             </w:r>
           </w:p>
         </w:tc>
@@ -1238,7 +1238,7 @@
           <w:sz w:val="21"/>
           <w:szCs w:val="21"/>
         </w:rPr>
-        <w:t xml:space="preserve"> (10000) и </w:t>
+        <w:t xml:space="preserve"> (6001) и </w:t>
       </w:r>
       <w:r>
         <w:rPr>
@@ -1256,7 +1256,7 @@
           <w:sz w:val="21"/>
           <w:szCs w:val="21"/>
         </w:rPr>
-        <w:t xml:space="preserve"> (12000) на </w:t>
+        <w:t xml:space="preserve"> (6002) на </w:t>
       </w:r>
       <w:r>
         <w:rPr>
@@ -4856,7 +4856,7 @@
           <w:sz w:val="30"/>
           <w:szCs w:val="30"/>
         </w:rPr>
-        <w:t xml:space="preserve">5. Зоны → мастеру (порт 12000)</w:t>
+        <w:t xml:space="preserve">5. Зоны → мастеру (порт 6002)</w:t>
       </w:r>
     </w:p>
     <w:tbl>
@@ -5193,7 +5193,7 @@
           <w:sz w:val="30"/>
           <w:szCs w:val="30"/>
         </w:rPr>
-        <w:t xml:space="preserve">6. Тач-панель → мастеру (порт 10000)</w:t>
+        <w:t xml:space="preserve">6. Тач-панель → мастеру (порт 6001)</w:t>
       </w:r>
     </w:p>
     <w:p>
@@ -5798,7 +5798,7 @@
           <w:sz w:val="21"/>
           <w:szCs w:val="21"/>
         </w:rPr>
-        <w:t xml:space="preserve">Слушать UDP 10000, отвечать на /zoneN/start, /restart, /reset.</w:t>
+        <w:t xml:space="preserve">Слушать UDP 6000, отвечать на /zoneN/start, /restart, /reset.</w:t>
       </w:r>
     </w:p>
     <w:p>
@@ -5874,7 +5874,7 @@
           <w:sz w:val="21"/>
           <w:szCs w:val="21"/>
         </w:rPr>
-        <w:t xml:space="preserve">Слать /zoneN/sound/&lt;триггер&gt; на 10.10.10.10:12000 для звука.</w:t>
+        <w:t xml:space="preserve">Слать /zoneN/sound/&lt;триггер&gt; на 10.10.10.10:6002 для звука.</w:t>
       </w:r>
     </w:p>
     <w:p>

--- a/docs/Протокол_мастера.docx
+++ b/docs/Протокол_мастера.docx
@@ -3501,7 +3501,21 @@
                 <w:sz w:val="18"/>
                 <w:szCs w:val="18"/>
               </w:rPr>
-              <w:t xml:space="preserve">uuid : string</w:t>
+              <w:t xml:space="preserve">guestCount : int</w:t>
+            </w:r>
+          </w:p>
+          <w:p>
+            <w:pPr>
+              <w:spacing w:after="0" w:line="252"/>
+            </w:pPr>
+            <w:r>
+              <w:rPr>
+                <w:rFonts w:ascii="Consolas" w:cs="Consolas" w:eastAsia="Consolas" w:hAnsi="Consolas"/>
+                <w:color w:val="1B1B1F"/>
+                <w:sz w:val="18"/>
+                <w:szCs w:val="18"/>
+              </w:rPr>
+              <w:t xml:space="preserve">p1, p2, p3 : int</w:t>
             </w:r>
           </w:p>
           <w:p>
@@ -3540,7 +3554,7 @@
                 <w:sz w:val="20"/>
                 <w:szCs w:val="20"/>
               </w:rPr>
-              <w:t xml:space="preserve">запуск сцены зоны</w:t>
+              <w:t xml:space="preserve">запуск сцены — всё пачкой</w:t>
             </w:r>
           </w:p>
         </w:tc>
@@ -3594,21 +3608,7 @@
                 <w:sz w:val="18"/>
                 <w:szCs w:val="18"/>
               </w:rPr>
-              <w:t xml:space="preserve">uuid : string</w:t>
-            </w:r>
-          </w:p>
-          <w:p>
-            <w:pPr>
-              <w:spacing w:after="0" w:line="252"/>
-            </w:pPr>
-            <w:r>
-              <w:rPr>
-                <w:rFonts w:ascii="Consolas" w:cs="Consolas" w:eastAsia="Consolas" w:hAnsi="Consolas"/>
-                <w:color w:val="1B1B1F"/>
-                <w:sz w:val="18"/>
-                <w:szCs w:val="18"/>
-              </w:rPr>
-              <w:t xml:space="preserve">force : 0 / 1</w:t>
+              <w:t xml:space="preserve">те же аргументы</w:t>
             </w:r>
           </w:p>
         </w:tc>
@@ -3832,7 +3832,7 @@
                 <w:sz w:val="18"/>
                 <w:szCs w:val="18"/>
               </w:rPr>
-              <w:t xml:space="preserve">/zoneN/session/&lt;num&gt;/guest/&lt;idx&gt;/pos</w:t>
+              <w:t xml:space="preserve">/zoneN/guest/&lt;idx&gt;/pos</w:t>
             </w:r>
           </w:p>
         </w:tc>
@@ -3857,49 +3857,21 @@
                 <w:sz w:val="18"/>
                 <w:szCs w:val="18"/>
               </w:rPr>
-              <w:t xml:space="preserve">zx_rel, zy_rel,</w:t>
-            </w:r>
-          </w:p>
-          <w:p>
-            <w:pPr>
-              <w:spacing w:after="0" w:line="252"/>
-            </w:pPr>
-            <w:r>
-              <w:rPr>
-                <w:rFonts w:ascii="Consolas" w:cs="Consolas" w:eastAsia="Consolas" w:hAnsi="Consolas"/>
-                <w:color w:val="1B1B1F"/>
-                <w:sz w:val="18"/>
-                <w:szCs w:val="18"/>
-              </w:rPr>
-              <w:t xml:space="preserve">zx_abs, zy_abs,</w:t>
-            </w:r>
-          </w:p>
-          <w:p>
-            <w:pPr>
-              <w:spacing w:after="0" w:line="252"/>
-            </w:pPr>
-            <w:r>
-              <w:rPr>
-                <w:rFonts w:ascii="Consolas" w:cs="Consolas" w:eastAsia="Consolas" w:hAnsi="Consolas"/>
-                <w:color w:val="1B1B1F"/>
-                <w:sz w:val="18"/>
-                <w:szCs w:val="18"/>
-              </w:rPr>
-              <w:t xml:space="preserve">x, y : float</w:t>
-            </w:r>
-          </w:p>
-          <w:p>
-            <w:pPr>
-              <w:spacing w:after="0" w:line="252"/>
-            </w:pPr>
-            <w:r>
-              <w:rPr>
-                <w:rFonts w:ascii="Consolas" w:cs="Consolas" w:eastAsia="Consolas" w:hAnsi="Consolas"/>
-                <w:color w:val="1B1B1F"/>
-                <w:sz w:val="18"/>
-                <w:szCs w:val="18"/>
-              </w:rPr>
-              <w:t xml:space="preserve">beacon : int</w:t>
+              <w:t xml:space="preserve">zx_rel : float</w:t>
+            </w:r>
+          </w:p>
+          <w:p>
+            <w:pPr>
+              <w:spacing w:after="0" w:line="252"/>
+            </w:pPr>
+            <w:r>
+              <w:rPr>
+                <w:rFonts w:ascii="Consolas" w:cs="Consolas" w:eastAsia="Consolas" w:hAnsi="Consolas"/>
+                <w:color w:val="1B1B1F"/>
+                <w:sz w:val="18"/>
+                <w:szCs w:val="18"/>
+              </w:rPr>
+              <w:t xml:space="preserve">zy_rel : float</w:t>
             </w:r>
           </w:p>
         </w:tc>
@@ -3924,7 +3896,21 @@
                 <w:sz w:val="20"/>
                 <w:szCs w:val="20"/>
               </w:rPr>
-              <w:t xml:space="preserve">позиция гостя, 30 Гц</w:t>
+              <w:t xml:space="preserve">поток трекинга, 30 Гц</w:t>
+            </w:r>
+          </w:p>
+          <w:p>
+            <w:pPr>
+              <w:spacing w:after="0" w:line="252"/>
+            </w:pPr>
+            <w:r>
+              <w:rPr>
+                <w:rFonts w:ascii="Calibri" w:cs="Calibri" w:eastAsia="Calibri" w:hAnsi="Calibri"/>
+                <w:color w:val="1B1B1F"/>
+                <w:sz w:val="20"/>
+                <w:szCs w:val="20"/>
+              </w:rPr>
+              <w:t xml:space="preserve">(только пока зона идёт)</w:t>
             </w:r>
           </w:p>
         </w:tc>
@@ -3952,7 +3938,7 @@
                 <w:sz w:val="18"/>
                 <w:szCs w:val="18"/>
               </w:rPr>
-              <w:t xml:space="preserve">/zoneN/unassigned/&lt;beacon&gt;/pos</w:t>
+              <w:t xml:space="preserve">/zoneN/anchor</w:t>
             </w:r>
           </w:p>
         </w:tc>
@@ -3978,7 +3964,21 @@
                 <w:sz w:val="18"/>
                 <w:szCs w:val="18"/>
               </w:rPr>
-              <w:t xml:space="preserve">те же 6 float</w:t>
+              <w:t xml:space="preserve">guestCount : int</w:t>
+            </w:r>
+          </w:p>
+          <w:p>
+            <w:pPr>
+              <w:spacing w:after="0" w:line="252"/>
+            </w:pPr>
+            <w:r>
+              <w:rPr>
+                <w:rFonts w:ascii="Consolas" w:cs="Consolas" w:eastAsia="Consolas" w:hAnsi="Consolas"/>
+                <w:color w:val="1B1B1F"/>
+                <w:sz w:val="18"/>
+                <w:szCs w:val="18"/>
+              </w:rPr>
+              <w:t xml:space="preserve">t1, t2, t3 : str</w:t>
             </w:r>
           </w:p>
         </w:tc>
@@ -4004,21 +4004,7 @@
                 <w:sz w:val="20"/>
                 <w:szCs w:val="20"/>
               </w:rPr>
-              <w:t xml:space="preserve">бикон без сессии —</w:t>
-            </w:r>
-          </w:p>
-          <w:p>
-            <w:pPr>
-              <w:spacing w:after="0" w:line="252"/>
-            </w:pPr>
-            <w:r>
-              <w:rPr>
-                <w:rFonts w:ascii="Calibri" w:cs="Calibri" w:eastAsia="Calibri" w:hAnsi="Calibri"/>
-                <w:color w:val="1B1B1F"/>
-                <w:sz w:val="20"/>
-                <w:szCs w:val="20"/>
-              </w:rPr>
-              <w:t xml:space="preserve">виден, но ничей</w:t>
+              <w:t xml:space="preserve">итог зоны 3, переданный дальше</w:t>
             </w:r>
           </w:p>
         </w:tc>
@@ -4872,9 +4858,9 @@
         </w:tblBorders>
       </w:tblPr>
       <w:tblGrid>
-        <w:gridCol w:w="3000"/>
-        <w:gridCol w:w="2400"/>
-        <w:gridCol w:w="4680"/>
+        <w:gridCol w:w="2600"/>
+        <w:gridCol w:w="2200"/>
+        <w:gridCol w:w="5280"/>
       </w:tblGrid>
       <w:tr>
         <w:trPr>
@@ -4882,7 +4868,7 @@
         </w:trPr>
         <w:tc>
           <w:tcPr>
-            <w:tcW w:type="dxa" w:w="3000"/>
+            <w:tcW w:type="dxa" w:w="2600"/>
             <w:shd w:fill="E8EAED" w:color="auto" w:val="clear"/>
             <w:tcMar>
               <w:top w:type="dxa" w:w="80"/>
@@ -4910,7 +4896,7 @@
         </w:tc>
         <w:tc>
           <w:tcPr>
-            <w:tcW w:type="dxa" w:w="2400"/>
+            <w:tcW w:type="dxa" w:w="2200"/>
             <w:shd w:fill="E8EAED" w:color="auto" w:val="clear"/>
             <w:tcMar>
               <w:top w:type="dxa" w:w="80"/>
@@ -4938,7 +4924,7 @@
         </w:tc>
         <w:tc>
           <w:tcPr>
-            <w:tcW w:type="dxa" w:w="4680"/>
+            <w:tcW w:type="dxa" w:w="5280"/>
             <w:shd w:fill="E8EAED" w:color="auto" w:val="clear"/>
             <w:tcMar>
               <w:top w:type="dxa" w:w="80"/>
@@ -4968,76 +4954,76 @@
       <w:tr>
         <w:tc>
           <w:tcPr>
-            <w:tcW w:type="dxa" w:w="3000"/>
-            <w:tcMar>
-              <w:top w:type="dxa" w:w="80"/>
-              <w:left w:type="dxa" w:w="110"/>
-              <w:bottom w:type="dxa" w:w="80"/>
-              <w:right w:type="dxa" w:w="110"/>
-            </w:tcMar>
-          </w:tcPr>
-          <w:p>
-            <w:pPr>
-              <w:spacing w:after="0" w:line="252"/>
-            </w:pPr>
-            <w:r>
-              <w:rPr>
-                <w:rFonts w:ascii="Consolas" w:cs="Consolas" w:eastAsia="Consolas" w:hAnsi="Consolas"/>
-                <w:color w:val="1B1B1F"/>
-                <w:sz w:val="18"/>
-                <w:szCs w:val="18"/>
-              </w:rPr>
-              <w:t xml:space="preserve">/zoneN/sound/&lt;триггер&gt;</w:t>
-            </w:r>
-          </w:p>
-        </w:tc>
-        <w:tc>
-          <w:tcPr>
-            <w:tcW w:type="dxa" w:w="2400"/>
-            <w:tcMar>
-              <w:top w:type="dxa" w:w="80"/>
-              <w:left w:type="dxa" w:w="110"/>
-              <w:bottom w:type="dxa" w:w="80"/>
-              <w:right w:type="dxa" w:w="110"/>
-            </w:tcMar>
-          </w:tcPr>
-          <w:p>
-            <w:pPr>
-              <w:spacing w:after="0" w:line="252"/>
-            </w:pPr>
-            <w:r>
-              <w:rPr>
-                <w:rFonts w:ascii="Consolas" w:cs="Consolas" w:eastAsia="Consolas" w:hAnsi="Consolas"/>
-                <w:color w:val="1B1B1F"/>
-                <w:sz w:val="18"/>
-                <w:szCs w:val="18"/>
-              </w:rPr>
-              <w:t xml:space="preserve">любые</w:t>
-            </w:r>
-          </w:p>
-        </w:tc>
-        <w:tc>
-          <w:tcPr>
-            <w:tcW w:type="dxa" w:w="4680"/>
-            <w:tcMar>
-              <w:top w:type="dxa" w:w="80"/>
-              <w:left w:type="dxa" w:w="110"/>
-              <w:bottom w:type="dxa" w:w="80"/>
-              <w:right w:type="dxa" w:w="110"/>
-            </w:tcMar>
-          </w:tcPr>
-          <w:p>
-            <w:pPr>
-              <w:spacing w:after="0" w:line="252"/>
-            </w:pPr>
-            <w:r>
-              <w:rPr>
-                <w:rFonts w:ascii="Calibri" w:cs="Calibri" w:eastAsia="Calibri" w:hAnsi="Calibri"/>
-                <w:color w:val="1B1B1F"/>
-                <w:sz w:val="20"/>
-                <w:szCs w:val="20"/>
-              </w:rPr>
-              <w:t xml:space="preserve">кладёт в sound_engine: лог, дальше — проигрывание на Soundcard 6ch</w:t>
+            <w:tcW w:type="dxa" w:w="2600"/>
+            <w:tcMar>
+              <w:top w:type="dxa" w:w="80"/>
+              <w:left w:type="dxa" w:w="110"/>
+              <w:bottom w:type="dxa" w:w="80"/>
+              <w:right w:type="dxa" w:w="110"/>
+            </w:tcMar>
+          </w:tcPr>
+          <w:p>
+            <w:pPr>
+              <w:spacing w:after="0" w:line="252"/>
+            </w:pPr>
+            <w:r>
+              <w:rPr>
+                <w:rFonts w:ascii="Consolas" w:cs="Consolas" w:eastAsia="Consolas" w:hAnsi="Consolas"/>
+                <w:color w:val="1B1B1F"/>
+                <w:sz w:val="18"/>
+                <w:szCs w:val="18"/>
+              </w:rPr>
+              <w:t xml:space="preserve">/zoneN/ping</w:t>
+            </w:r>
+          </w:p>
+        </w:tc>
+        <w:tc>
+          <w:tcPr>
+            <w:tcW w:type="dxa" w:w="2200"/>
+            <w:tcMar>
+              <w:top w:type="dxa" w:w="80"/>
+              <w:left w:type="dxa" w:w="110"/>
+              <w:bottom w:type="dxa" w:w="80"/>
+              <w:right w:type="dxa" w:w="110"/>
+            </w:tcMar>
+          </w:tcPr>
+          <w:p>
+            <w:pPr>
+              <w:spacing w:after="0" w:line="252"/>
+            </w:pPr>
+            <w:r>
+              <w:rPr>
+                <w:rFonts w:ascii="Consolas" w:cs="Consolas" w:eastAsia="Consolas" w:hAnsi="Consolas"/>
+                <w:color w:val="1B1B1F"/>
+                <w:sz w:val="18"/>
+                <w:szCs w:val="18"/>
+              </w:rPr>
+              <w:t xml:space="preserve">1</w:t>
+            </w:r>
+          </w:p>
+        </w:tc>
+        <w:tc>
+          <w:tcPr>
+            <w:tcW w:type="dxa" w:w="5280"/>
+            <w:tcMar>
+              <w:top w:type="dxa" w:w="80"/>
+              <w:left w:type="dxa" w:w="110"/>
+              <w:bottom w:type="dxa" w:w="80"/>
+              <w:right w:type="dxa" w:w="110"/>
+            </w:tcMar>
+          </w:tcPr>
+          <w:p>
+            <w:pPr>
+              <w:spacing w:after="0" w:line="252"/>
+            </w:pPr>
+            <w:r>
+              <w:rPr>
+                <w:rFonts w:ascii="Calibri" w:cs="Calibri" w:eastAsia="Calibri" w:hAnsi="Calibri"/>
+                <w:color w:val="1B1B1F"/>
+                <w:sz w:val="20"/>
+                <w:szCs w:val="20"/>
+              </w:rPr>
+              <w:t xml:space="preserve">держит лампочку «зона на связи»; нет ping дольше 6 с — гаснет</w:t>
             </w:r>
           </w:p>
         </w:tc>
@@ -5045,7 +5031,7 @@
       <w:tr>
         <w:tc>
           <w:tcPr>
-            <w:tcW w:type="dxa" w:w="3000"/>
+            <w:tcW w:type="dxa" w:w="2600"/>
             <w:shd w:fill="F5F6F8" w:color="auto" w:val="clear"/>
             <w:tcMar>
               <w:top w:type="dxa" w:w="80"/>
@@ -5065,13 +5051,341 @@
                 <w:sz w:val="18"/>
                 <w:szCs w:val="18"/>
               </w:rPr>
+              <w:t xml:space="preserve">/zoneN/session/start</w:t>
+            </w:r>
+          </w:p>
+        </w:tc>
+        <w:tc>
+          <w:tcPr>
+            <w:tcW w:type="dxa" w:w="2200"/>
+            <w:shd w:fill="F5F6F8" w:color="auto" w:val="clear"/>
+            <w:tcMar>
+              <w:top w:type="dxa" w:w="80"/>
+              <w:left w:type="dxa" w:w="110"/>
+              <w:bottom w:type="dxa" w:w="80"/>
+              <w:right w:type="dxa" w:w="110"/>
+            </w:tcMar>
+          </w:tcPr>
+          <w:p>
+            <w:pPr>
+              <w:spacing w:after="0" w:line="252"/>
+            </w:pPr>
+            <w:r>
+              <w:rPr>
+                <w:rFonts w:ascii="Consolas" w:cs="Consolas" w:eastAsia="Consolas" w:hAnsi="Consolas"/>
+                <w:color w:val="1B1B1F"/>
+                <w:sz w:val="18"/>
+                <w:szCs w:val="18"/>
+              </w:rPr>
+              <w:t xml:space="preserve">—</w:t>
+            </w:r>
+          </w:p>
+        </w:tc>
+        <w:tc>
+          <w:tcPr>
+            <w:tcW w:type="dxa" w:w="5280"/>
+            <w:shd w:fill="F5F6F8" w:color="auto" w:val="clear"/>
+            <w:tcMar>
+              <w:top w:type="dxa" w:w="80"/>
+              <w:left w:type="dxa" w:w="110"/>
+              <w:bottom w:type="dxa" w:w="80"/>
+              <w:right w:type="dxa" w:w="110"/>
+            </w:tcMar>
+          </w:tcPr>
+          <w:p>
+            <w:pPr>
+              <w:spacing w:after="0" w:line="252"/>
+            </w:pPr>
+            <w:r>
+              <w:rPr>
+                <w:rFonts w:ascii="Calibri" w:cs="Calibri" w:eastAsia="Calibri" w:hAnsi="Calibri"/>
+                <w:color w:val="1B1B1F"/>
+                <w:sz w:val="20"/>
+                <w:szCs w:val="20"/>
+              </w:rPr>
+              <w:t xml:space="preserve">сцена реально пошла: мастер начинает слать позиции</w:t>
+            </w:r>
+          </w:p>
+        </w:tc>
+      </w:tr>
+      <w:tr>
+        <w:tc>
+          <w:tcPr>
+            <w:tcW w:type="dxa" w:w="2600"/>
+            <w:tcMar>
+              <w:top w:type="dxa" w:w="80"/>
+              <w:left w:type="dxa" w:w="110"/>
+              <w:bottom w:type="dxa" w:w="80"/>
+              <w:right w:type="dxa" w:w="110"/>
+            </w:tcMar>
+          </w:tcPr>
+          <w:p>
+            <w:pPr>
+              <w:spacing w:after="0" w:line="252"/>
+            </w:pPr>
+            <w:r>
+              <w:rPr>
+                <w:rFonts w:ascii="Consolas" w:cs="Consolas" w:eastAsia="Consolas" w:hAnsi="Consolas"/>
+                <w:color w:val="1B1B1F"/>
+                <w:sz w:val="18"/>
+                <w:szCs w:val="18"/>
+              </w:rPr>
+              <w:t xml:space="preserve">/zoneN/session/end</w:t>
+            </w:r>
+          </w:p>
+        </w:tc>
+        <w:tc>
+          <w:tcPr>
+            <w:tcW w:type="dxa" w:w="2200"/>
+            <w:tcMar>
+              <w:top w:type="dxa" w:w="80"/>
+              <w:left w:type="dxa" w:w="110"/>
+              <w:bottom w:type="dxa" w:w="80"/>
+              <w:right w:type="dxa" w:w="110"/>
+            </w:tcMar>
+          </w:tcPr>
+          <w:p>
+            <w:pPr>
+              <w:spacing w:after="0" w:line="252"/>
+            </w:pPr>
+            <w:r>
+              <w:rPr>
+                <w:rFonts w:ascii="Consolas" w:cs="Consolas" w:eastAsia="Consolas" w:hAnsi="Consolas"/>
+                <w:color w:val="1B1B1F"/>
+                <w:sz w:val="18"/>
+                <w:szCs w:val="18"/>
+              </w:rPr>
+              <w:t xml:space="preserve">—</w:t>
+            </w:r>
+          </w:p>
+        </w:tc>
+        <w:tc>
+          <w:tcPr>
+            <w:tcW w:type="dxa" w:w="5280"/>
+            <w:tcMar>
+              <w:top w:type="dxa" w:w="80"/>
+              <w:left w:type="dxa" w:w="110"/>
+              <w:bottom w:type="dxa" w:w="80"/>
+              <w:right w:type="dxa" w:w="110"/>
+            </w:tcMar>
+          </w:tcPr>
+          <w:p>
+            <w:pPr>
+              <w:spacing w:after="0" w:line="252"/>
+            </w:pPr>
+            <w:r>
+              <w:rPr>
+                <w:rFonts w:ascii="Calibri" w:cs="Calibri" w:eastAsia="Calibri" w:hAnsi="Calibri"/>
+                <w:color w:val="1B1B1F"/>
+                <w:sz w:val="20"/>
+                <w:szCs w:val="20"/>
+              </w:rPr>
+              <w:t xml:space="preserve">останавливает поток и запускает зону N+1 тем же составом</w:t>
+            </w:r>
+          </w:p>
+        </w:tc>
+      </w:tr>
+      <w:tr>
+        <w:tc>
+          <w:tcPr>
+            <w:tcW w:type="dxa" w:w="2600"/>
+            <w:shd w:fill="F5F6F8" w:color="auto" w:val="clear"/>
+            <w:tcMar>
+              <w:top w:type="dxa" w:w="80"/>
+              <w:left w:type="dxa" w:w="110"/>
+              <w:bottom w:type="dxa" w:w="80"/>
+              <w:right w:type="dxa" w:w="110"/>
+            </w:tcMar>
+          </w:tcPr>
+          <w:p>
+            <w:pPr>
+              <w:spacing w:after="0" w:line="252"/>
+            </w:pPr>
+            <w:r>
+              <w:rPr>
+                <w:rFonts w:ascii="Consolas" w:cs="Consolas" w:eastAsia="Consolas" w:hAnsi="Consolas"/>
+                <w:color w:val="1B1B1F"/>
+                <w:sz w:val="18"/>
+                <w:szCs w:val="18"/>
+              </w:rPr>
+              <w:t xml:space="preserve">/zone3/anchor</w:t>
+            </w:r>
+          </w:p>
+        </w:tc>
+        <w:tc>
+          <w:tcPr>
+            <w:tcW w:type="dxa" w:w="2200"/>
+            <w:shd w:fill="F5F6F8" w:color="auto" w:val="clear"/>
+            <w:tcMar>
+              <w:top w:type="dxa" w:w="80"/>
+              <w:left w:type="dxa" w:w="110"/>
+              <w:bottom w:type="dxa" w:w="80"/>
+              <w:right w:type="dxa" w:w="110"/>
+            </w:tcMar>
+          </w:tcPr>
+          <w:p>
+            <w:pPr>
+              <w:spacing w:after="0" w:line="252"/>
+            </w:pPr>
+            <w:r>
+              <w:rPr>
+                <w:rFonts w:ascii="Consolas" w:cs="Consolas" w:eastAsia="Consolas" w:hAnsi="Consolas"/>
+                <w:color w:val="1B1B1F"/>
+                <w:sz w:val="18"/>
+                <w:szCs w:val="18"/>
+              </w:rPr>
+              <w:t xml:space="preserve">guestCount : int</w:t>
+            </w:r>
+          </w:p>
+          <w:p>
+            <w:pPr>
+              <w:spacing w:after="0" w:line="252"/>
+            </w:pPr>
+            <w:r>
+              <w:rPr>
+                <w:rFonts w:ascii="Consolas" w:cs="Consolas" w:eastAsia="Consolas" w:hAnsi="Consolas"/>
+                <w:color w:val="1B1B1F"/>
+                <w:sz w:val="18"/>
+                <w:szCs w:val="18"/>
+              </w:rPr>
+              <w:t xml:space="preserve">t1, t2, t3 : str</w:t>
+            </w:r>
+          </w:p>
+        </w:tc>
+        <w:tc>
+          <w:tcPr>
+            <w:tcW w:type="dxa" w:w="5280"/>
+            <w:shd w:fill="F5F6F8" w:color="auto" w:val="clear"/>
+            <w:tcMar>
+              <w:top w:type="dxa" w:w="80"/>
+              <w:left w:type="dxa" w:w="110"/>
+              <w:bottom w:type="dxa" w:w="80"/>
+              <w:right w:type="dxa" w:w="110"/>
+            </w:tcMar>
+          </w:tcPr>
+          <w:p>
+            <w:pPr>
+              <w:spacing w:after="0" w:line="252"/>
+            </w:pPr>
+            <w:r>
+              <w:rPr>
+                <w:rFonts w:ascii="Calibri" w:cs="Calibri" w:eastAsia="Calibri" w:hAnsi="Calibri"/>
+                <w:color w:val="1B1B1F"/>
+                <w:sz w:val="20"/>
+                <w:szCs w:val="20"/>
+              </w:rPr>
+              <w:t xml:space="preserve">токены гостей: лог + передача дальше</w:t>
+            </w:r>
+          </w:p>
+        </w:tc>
+      </w:tr>
+      <w:tr>
+        <w:tc>
+          <w:tcPr>
+            <w:tcW w:type="dxa" w:w="2600"/>
+            <w:tcMar>
+              <w:top w:type="dxa" w:w="80"/>
+              <w:left w:type="dxa" w:w="110"/>
+              <w:bottom w:type="dxa" w:w="80"/>
+              <w:right w:type="dxa" w:w="110"/>
+            </w:tcMar>
+          </w:tcPr>
+          <w:p>
+            <w:pPr>
+              <w:spacing w:after="0" w:line="252"/>
+            </w:pPr>
+            <w:r>
+              <w:rPr>
+                <w:rFonts w:ascii="Consolas" w:cs="Consolas" w:eastAsia="Consolas" w:hAnsi="Consolas"/>
+                <w:color w:val="1B1B1F"/>
+                <w:sz w:val="18"/>
+                <w:szCs w:val="18"/>
+              </w:rPr>
+              <w:t xml:space="preserve">/zoneN/sound/&lt;триггер&gt;</w:t>
+            </w:r>
+          </w:p>
+        </w:tc>
+        <w:tc>
+          <w:tcPr>
+            <w:tcW w:type="dxa" w:w="2200"/>
+            <w:tcMar>
+              <w:top w:type="dxa" w:w="80"/>
+              <w:left w:type="dxa" w:w="110"/>
+              <w:bottom w:type="dxa" w:w="80"/>
+              <w:right w:type="dxa" w:w="110"/>
+            </w:tcMar>
+          </w:tcPr>
+          <w:p>
+            <w:pPr>
+              <w:spacing w:after="0" w:line="252"/>
+            </w:pPr>
+            <w:r>
+              <w:rPr>
+                <w:rFonts w:ascii="Consolas" w:cs="Consolas" w:eastAsia="Consolas" w:hAnsi="Consolas"/>
+                <w:color w:val="1B1B1F"/>
+                <w:sz w:val="18"/>
+                <w:szCs w:val="18"/>
+              </w:rPr>
+              <w:t xml:space="preserve">любые</w:t>
+            </w:r>
+          </w:p>
+        </w:tc>
+        <w:tc>
+          <w:tcPr>
+            <w:tcW w:type="dxa" w:w="5280"/>
+            <w:tcMar>
+              <w:top w:type="dxa" w:w="80"/>
+              <w:left w:type="dxa" w:w="110"/>
+              <w:bottom w:type="dxa" w:w="80"/>
+              <w:right w:type="dxa" w:w="110"/>
+            </w:tcMar>
+          </w:tcPr>
+          <w:p>
+            <w:pPr>
+              <w:spacing w:after="0" w:line="252"/>
+            </w:pPr>
+            <w:r>
+              <w:rPr>
+                <w:rFonts w:ascii="Calibri" w:cs="Calibri" w:eastAsia="Calibri" w:hAnsi="Calibri"/>
+                <w:color w:val="1B1B1F"/>
+                <w:sz w:val="20"/>
+                <w:szCs w:val="20"/>
+              </w:rPr>
+              <w:t xml:space="preserve">кладёт в sound_engine: лог, дальше — звук</w:t>
+            </w:r>
+          </w:p>
+        </w:tc>
+      </w:tr>
+      <w:tr>
+        <w:tc>
+          <w:tcPr>
+            <w:tcW w:type="dxa" w:w="2600"/>
+            <w:shd w:fill="F5F6F8" w:color="auto" w:val="clear"/>
+            <w:tcMar>
+              <w:top w:type="dxa" w:w="80"/>
+              <w:left w:type="dxa" w:w="110"/>
+              <w:bottom w:type="dxa" w:w="80"/>
+              <w:right w:type="dxa" w:w="110"/>
+            </w:tcMar>
+          </w:tcPr>
+          <w:p>
+            <w:pPr>
+              <w:spacing w:after="0" w:line="252"/>
+            </w:pPr>
+            <w:r>
+              <w:rPr>
+                <w:rFonts w:ascii="Consolas" w:cs="Consolas" w:eastAsia="Consolas" w:hAnsi="Consolas"/>
+                <w:color w:val="1B1B1F"/>
+                <w:sz w:val="18"/>
+                <w:szCs w:val="18"/>
+              </w:rPr>
               <w:t xml:space="preserve">/zoneN/prompt/exit</w:t>
             </w:r>
           </w:p>
         </w:tc>
         <w:tc>
           <w:tcPr>
-            <w:tcW w:type="dxa" w:w="2400"/>
+            <w:tcW w:type="dxa" w:w="2200"/>
             <w:shd w:fill="F5F6F8" w:color="auto" w:val="clear"/>
             <w:tcMar>
               <w:top w:type="dxa" w:w="80"/>
@@ -5125,7 +5439,7 @@
         </w:tc>
         <w:tc>
           <w:tcPr>
-            <w:tcW w:type="dxa" w:w="4680"/>
+            <w:tcW w:type="dxa" w:w="5280"/>
             <w:shd w:fill="F5F6F8" w:color="auto" w:val="clear"/>
             <w:tcMar>
               <w:top w:type="dxa" w:w="80"/>
@@ -5145,7 +5459,7 @@
                 <w:sz w:val="20"/>
                 <w:szCs w:val="20"/>
               </w:rPr>
-              <w:t xml:space="preserve">ретранслирует зоне N+1 как /zone{N+1}/prompt/enter с теми же аргументами</w:t>
+              <w:t xml:space="preserve">ретранслирует зоне N+1 как prompt/enter</w:t>
             </w:r>
           </w:p>
         </w:tc>

--- a/docs/Протокол_мастера.docx
+++ b/docs/Протокол_мастера.docx
@@ -3004,7 +3004,7 @@
                 <w:sz w:val="18"/>
                 <w:szCs w:val="18"/>
               </w:rPr>
-              <w:t xml:space="preserve">/show/session/start</w:t>
+              <w:t xml:space="preserve">/show/hello</w:t>
             </w:r>
           </w:p>
         </w:tc>
@@ -3030,35 +3030,7 @@
                 <w:sz w:val="18"/>
                 <w:szCs w:val="18"/>
               </w:rPr>
-              <w:t xml:space="preserve">num : int</w:t>
-            </w:r>
-          </w:p>
-          <w:p>
-            <w:pPr>
-              <w:spacing w:after="0" w:line="252"/>
-            </w:pPr>
-            <w:r>
-              <w:rPr>
-                <w:rFonts w:ascii="Consolas" w:cs="Consolas" w:eastAsia="Consolas" w:hAnsi="Consolas"/>
-                <w:color w:val="1B1B1F"/>
-                <w:sz w:val="18"/>
-                <w:szCs w:val="18"/>
-              </w:rPr>
-              <w:t xml:space="preserve">uuid : string</w:t>
-            </w:r>
-          </w:p>
-          <w:p>
-            <w:pPr>
-              <w:spacing w:after="0" w:line="252"/>
-            </w:pPr>
-            <w:r>
-              <w:rPr>
-                <w:rFonts w:ascii="Consolas" w:cs="Consolas" w:eastAsia="Consolas" w:hAnsi="Consolas"/>
-                <w:color w:val="1B1B1F"/>
-                <w:sz w:val="18"/>
-                <w:szCs w:val="18"/>
-              </w:rPr>
-              <w:t xml:space="preserve">guests : int</w:t>
+              <w:t xml:space="preserve">1</w:t>
             </w:r>
           </w:p>
         </w:tc>
@@ -3084,7 +3056,7 @@
                 <w:sz w:val="20"/>
                 <w:szCs w:val="20"/>
               </w:rPr>
-              <w:t xml:space="preserve">группа зарегистрирована;</w:t>
+              <w:t xml:space="preserve">мастер поднялся: зона сбрасывается</w:t>
             </w:r>
           </w:p>
           <w:p>
@@ -3098,206 +3070,7 @@
                 <w:sz w:val="20"/>
                 <w:szCs w:val="20"/>
               </w:rPr>
-              <w:t xml:space="preserve">повторяется при каждой правке привязок</w:t>
-            </w:r>
-          </w:p>
-        </w:tc>
-      </w:tr>
-      <w:tr>
-        <w:tc>
-          <w:tcPr>
-            <w:tcW w:type="dxa" w:w="3100"/>
-            <w:tcMar>
-              <w:top w:type="dxa" w:w="80"/>
-              <w:left w:type="dxa" w:w="110"/>
-              <w:bottom w:type="dxa" w:w="80"/>
-              <w:right w:type="dxa" w:w="110"/>
-            </w:tcMar>
-          </w:tcPr>
-          <w:p>
-            <w:pPr>
-              <w:spacing w:after="0" w:line="252"/>
-            </w:pPr>
-            <w:r>
-              <w:rPr>
-                <w:rFonts w:ascii="Consolas" w:cs="Consolas" w:eastAsia="Consolas" w:hAnsi="Consolas"/>
-                <w:color w:val="1B1B1F"/>
-                <w:sz w:val="18"/>
-                <w:szCs w:val="18"/>
-              </w:rPr>
-              <w:t xml:space="preserve">/show/session/prompt</w:t>
-            </w:r>
-          </w:p>
-        </w:tc>
-        <w:tc>
-          <w:tcPr>
-            <w:tcW w:type="dxa" w:w="3400"/>
-            <w:tcMar>
-              <w:top w:type="dxa" w:w="80"/>
-              <w:left w:type="dxa" w:w="110"/>
-              <w:bottom w:type="dxa" w:w="80"/>
-              <w:right w:type="dxa" w:w="110"/>
-            </w:tcMar>
-          </w:tcPr>
-          <w:p>
-            <w:pPr>
-              <w:spacing w:after="0" w:line="252"/>
-            </w:pPr>
-            <w:r>
-              <w:rPr>
-                <w:rFonts w:ascii="Consolas" w:cs="Consolas" w:eastAsia="Consolas" w:hAnsi="Consolas"/>
-                <w:color w:val="1B1B1F"/>
-                <w:sz w:val="18"/>
-                <w:szCs w:val="18"/>
-              </w:rPr>
-              <w:t xml:space="preserve">num, guest, beacon,</w:t>
-            </w:r>
-          </w:p>
-          <w:p>
-            <w:pPr>
-              <w:spacing w:after="0" w:line="252"/>
-            </w:pPr>
-            <w:r>
-              <w:rPr>
-                <w:rFonts w:ascii="Consolas" w:cs="Consolas" w:eastAsia="Consolas" w:hAnsi="Consolas"/>
-                <w:color w:val="1B1B1F"/>
-                <w:sz w:val="18"/>
-                <w:szCs w:val="18"/>
-              </w:rPr>
-              <w:t xml:space="preserve">promptid, topicid : int</w:t>
-            </w:r>
-          </w:p>
-          <w:p>
-            <w:pPr>
-              <w:spacing w:after="0" w:line="252"/>
-            </w:pPr>
-            <w:r>
-              <w:rPr>
-                <w:rFonts w:ascii="Consolas" w:cs="Consolas" w:eastAsia="Consolas" w:hAnsi="Consolas"/>
-                <w:color w:val="1B1B1F"/>
-                <w:sz w:val="18"/>
-                <w:szCs w:val="18"/>
-              </w:rPr>
-              <w:t xml:space="preserve">text : string</w:t>
-            </w:r>
-          </w:p>
-        </w:tc>
-        <w:tc>
-          <w:tcPr>
-            <w:tcW w:type="dxa" w:w="3580"/>
-            <w:tcMar>
-              <w:top w:type="dxa" w:w="80"/>
-              <w:left w:type="dxa" w:w="110"/>
-              <w:bottom w:type="dxa" w:w="80"/>
-              <w:right w:type="dxa" w:w="110"/>
-            </w:tcMar>
-          </w:tcPr>
-          <w:p>
-            <w:pPr>
-              <w:spacing w:after="0" w:line="252"/>
-            </w:pPr>
-            <w:r>
-              <w:rPr>
-                <w:rFonts w:ascii="Calibri" w:cs="Calibri" w:eastAsia="Calibri" w:hAnsi="Calibri"/>
-                <w:color w:val="1B1B1F"/>
-                <w:sz w:val="20"/>
-                <w:szCs w:val="20"/>
-              </w:rPr>
-              <w:t xml:space="preserve">по одному на каждого гостя,</w:t>
-            </w:r>
-          </w:p>
-          <w:p>
-            <w:pPr>
-              <w:spacing w:after="0" w:line="252"/>
-            </w:pPr>
-            <w:r>
-              <w:rPr>
-                <w:rFonts w:ascii="Calibri" w:cs="Calibri" w:eastAsia="Calibri" w:hAnsi="Calibri"/>
-                <w:color w:val="1B1B1F"/>
-                <w:sz w:val="20"/>
-                <w:szCs w:val="20"/>
-              </w:rPr>
-              <w:t xml:space="preserve">следом за session/start</w:t>
-            </w:r>
-          </w:p>
-        </w:tc>
-      </w:tr>
-      <w:tr>
-        <w:tc>
-          <w:tcPr>
-            <w:tcW w:type="dxa" w:w="3100"/>
-            <w:shd w:fill="F5F6F8" w:color="auto" w:val="clear"/>
-            <w:tcMar>
-              <w:top w:type="dxa" w:w="80"/>
-              <w:left w:type="dxa" w:w="110"/>
-              <w:bottom w:type="dxa" w:w="80"/>
-              <w:right w:type="dxa" w:w="110"/>
-            </w:tcMar>
-          </w:tcPr>
-          <w:p>
-            <w:pPr>
-              <w:spacing w:after="0" w:line="252"/>
-            </w:pPr>
-            <w:r>
-              <w:rPr>
-                <w:rFonts w:ascii="Consolas" w:cs="Consolas" w:eastAsia="Consolas" w:hAnsi="Consolas"/>
-                <w:color w:val="1B1B1F"/>
-                <w:sz w:val="18"/>
-                <w:szCs w:val="18"/>
-              </w:rPr>
-              <w:t xml:space="preserve">/show/session/end</w:t>
-            </w:r>
-          </w:p>
-        </w:tc>
-        <w:tc>
-          <w:tcPr>
-            <w:tcW w:type="dxa" w:w="3400"/>
-            <w:shd w:fill="F5F6F8" w:color="auto" w:val="clear"/>
-            <w:tcMar>
-              <w:top w:type="dxa" w:w="80"/>
-              <w:left w:type="dxa" w:w="110"/>
-              <w:bottom w:type="dxa" w:w="80"/>
-              <w:right w:type="dxa" w:w="110"/>
-            </w:tcMar>
-          </w:tcPr>
-          <w:p>
-            <w:pPr>
-              <w:spacing w:after="0" w:line="252"/>
-            </w:pPr>
-            <w:r>
-              <w:rPr>
-                <w:rFonts w:ascii="Consolas" w:cs="Consolas" w:eastAsia="Consolas" w:hAnsi="Consolas"/>
-                <w:color w:val="1B1B1F"/>
-                <w:sz w:val="18"/>
-                <w:szCs w:val="18"/>
-              </w:rPr>
-              <w:t xml:space="preserve">num : int</w:t>
-            </w:r>
-          </w:p>
-        </w:tc>
-        <w:tc>
-          <w:tcPr>
-            <w:tcW w:type="dxa" w:w="3580"/>
-            <w:shd w:fill="F5F6F8" w:color="auto" w:val="clear"/>
-            <w:tcMar>
-              <w:top w:type="dxa" w:w="80"/>
-              <w:left w:type="dxa" w:w="110"/>
-              <w:bottom w:type="dxa" w:w="80"/>
-              <w:right w:type="dxa" w:w="110"/>
-            </w:tcMar>
-          </w:tcPr>
-          <w:p>
-            <w:pPr>
-              <w:spacing w:after="0" w:line="252"/>
-            </w:pPr>
-            <w:r>
-              <w:rPr>
-                <w:rFonts w:ascii="Calibri" w:cs="Calibri" w:eastAsia="Calibri" w:hAnsi="Calibri"/>
-                <w:color w:val="1B1B1F"/>
-                <w:sz w:val="20"/>
-                <w:szCs w:val="20"/>
-              </w:rPr>
-              <w:t xml:space="preserve">группа вышла из тоннеля</w:t>
+              <w:t xml:space="preserve">и отвечает ping</w:t>
             </w:r>
           </w:p>
         </w:tc>
@@ -3328,7 +3101,7 @@
           <w:sz w:val="21"/>
           <w:szCs w:val="21"/>
         </w:rPr>
-        <w:t xml:space="preserve">Если гость ещё не привязан к бикону, его строка придёт позже — при следующей рассылке состава.</w:t>
+        <w:t xml:space="preserve">Эти сообщения идут всем зонам разом и не привязаны к группе.</w:t>
       </w:r>
     </w:p>
     <w:p>
@@ -3661,7 +3434,7 @@
                 <w:sz w:val="18"/>
                 <w:szCs w:val="18"/>
               </w:rPr>
-              <w:t xml:space="preserve">/zoneN/reset</w:t>
+              <w:t xml:space="preserve">/zoneN/update</w:t>
             </w:r>
           </w:p>
         </w:tc>
@@ -3686,21 +3459,21 @@
                 <w:sz w:val="18"/>
                 <w:szCs w:val="18"/>
               </w:rPr>
-              <w:t xml:space="preserve">1</w:t>
-            </w:r>
-          </w:p>
-          <w:p>
-            <w:pPr>
-              <w:spacing w:after="0" w:line="252"/>
-            </w:pPr>
-            <w:r>
-              <w:rPr>
-                <w:rFonts w:ascii="Consolas" w:cs="Consolas" w:eastAsia="Consolas" w:hAnsi="Consolas"/>
-                <w:color w:val="1B1B1F"/>
-                <w:sz w:val="18"/>
-                <w:szCs w:val="18"/>
-              </w:rPr>
-              <w:t xml:space="preserve">force : 0 / 1</w:t>
+              <w:t xml:space="preserve">guestCount : int</w:t>
+            </w:r>
+          </w:p>
+          <w:p>
+            <w:pPr>
+              <w:spacing w:after="0" w:line="252"/>
+            </w:pPr>
+            <w:r>
+              <w:rPr>
+                <w:rFonts w:ascii="Consolas" w:cs="Consolas" w:eastAsia="Consolas" w:hAnsi="Consolas"/>
+                <w:color w:val="1B1B1F"/>
+                <w:sz w:val="18"/>
+                <w:szCs w:val="18"/>
+              </w:rPr>
+              <w:t xml:space="preserve">p1, p2, p3 : int</w:t>
             </w:r>
           </w:p>
         </w:tc>
@@ -3725,7 +3498,21 @@
                 <w:sz w:val="20"/>
                 <w:szCs w:val="20"/>
               </w:rPr>
-              <w:t xml:space="preserve">сброс зоны в исходное</w:t>
+              <w:t xml:space="preserve">состав изменился —</w:t>
+            </w:r>
+          </w:p>
+          <w:p>
+            <w:pPr>
+              <w:spacing w:after="0" w:line="252"/>
+            </w:pPr>
+            <w:r>
+              <w:rPr>
+                <w:rFonts w:ascii="Calibri" w:cs="Calibri" w:eastAsia="Calibri" w:hAnsi="Calibri"/>
+                <w:color w:val="1B1B1F"/>
+                <w:sz w:val="20"/>
+                <w:szCs w:val="20"/>
+              </w:rPr>
+              <w:t xml:space="preserve">обновить без рестарта</w:t>
             </w:r>
           </w:p>
         </w:tc>
@@ -3753,7 +3540,7 @@
                 <w:sz w:val="18"/>
                 <w:szCs w:val="18"/>
               </w:rPr>
-              <w:t xml:space="preserve">/zoneN/count</w:t>
+              <w:t xml:space="preserve">/zoneN/reset</w:t>
             </w:r>
           </w:p>
         </w:tc>
@@ -3779,7 +3566,21 @@
                 <w:sz w:val="18"/>
                 <w:szCs w:val="18"/>
               </w:rPr>
-              <w:t xml:space="preserve">n : int</w:t>
+              <w:t xml:space="preserve">1</w:t>
+            </w:r>
+          </w:p>
+          <w:p>
+            <w:pPr>
+              <w:spacing w:after="0" w:line="252"/>
+            </w:pPr>
+            <w:r>
+              <w:rPr>
+                <w:rFonts w:ascii="Consolas" w:cs="Consolas" w:eastAsia="Consolas" w:hAnsi="Consolas"/>
+                <w:color w:val="1B1B1F"/>
+                <w:sz w:val="18"/>
+                <w:szCs w:val="18"/>
+              </w:rPr>
+              <w:t xml:space="preserve">force : 0 / 1</w:t>
             </w:r>
           </w:p>
         </w:tc>
@@ -3805,7 +3606,7 @@
                 <w:sz w:val="20"/>
                 <w:szCs w:val="20"/>
               </w:rPr>
-              <w:t xml:space="preserve">гостей сейчас в зоне, 30 Гц</w:t>
+              <w:t xml:space="preserve">сброс зоны в исходное</w:t>
             </w:r>
           </w:p>
         </w:tc>
@@ -3832,7 +3633,7 @@
                 <w:sz w:val="18"/>
                 <w:szCs w:val="18"/>
               </w:rPr>
-              <w:t xml:space="preserve">/zoneN/guest/&lt;idx&gt;/pos</w:t>
+              <w:t xml:space="preserve">/zoneN/count</w:t>
             </w:r>
           </w:p>
         </w:tc>
@@ -3857,21 +3658,7 @@
                 <w:sz w:val="18"/>
                 <w:szCs w:val="18"/>
               </w:rPr>
-              <w:t xml:space="preserve">zx_rel : float</w:t>
-            </w:r>
-          </w:p>
-          <w:p>
-            <w:pPr>
-              <w:spacing w:after="0" w:line="252"/>
-            </w:pPr>
-            <w:r>
-              <w:rPr>
-                <w:rFonts w:ascii="Consolas" w:cs="Consolas" w:eastAsia="Consolas" w:hAnsi="Consolas"/>
-                <w:color w:val="1B1B1F"/>
-                <w:sz w:val="18"/>
-                <w:szCs w:val="18"/>
-              </w:rPr>
-              <w:t xml:space="preserve">zy_rel : float</w:t>
+              <w:t xml:space="preserve">n : int</w:t>
             </w:r>
           </w:p>
         </w:tc>
@@ -3896,9 +3683,89 @@
                 <w:sz w:val="20"/>
                 <w:szCs w:val="20"/>
               </w:rPr>
-              <w:t xml:space="preserve">поток трекинга, 30 Гц</w:t>
-            </w:r>
-          </w:p>
+              <w:t xml:space="preserve">гостей сейчас в зоне, 30 Гц</w:t>
+            </w:r>
+          </w:p>
+        </w:tc>
+      </w:tr>
+      <w:tr>
+        <w:tc>
+          <w:tcPr>
+            <w:tcW w:type="dxa" w:w="3900"/>
+            <w:shd w:fill="F5F6F8" w:color="auto" w:val="clear"/>
+            <w:tcMar>
+              <w:top w:type="dxa" w:w="80"/>
+              <w:left w:type="dxa" w:w="110"/>
+              <w:bottom w:type="dxa" w:w="80"/>
+              <w:right w:type="dxa" w:w="110"/>
+            </w:tcMar>
+          </w:tcPr>
+          <w:p>
+            <w:pPr>
+              <w:spacing w:after="0" w:line="252"/>
+            </w:pPr>
+            <w:r>
+              <w:rPr>
+                <w:rFonts w:ascii="Consolas" w:cs="Consolas" w:eastAsia="Consolas" w:hAnsi="Consolas"/>
+                <w:color w:val="1B1B1F"/>
+                <w:sz w:val="18"/>
+                <w:szCs w:val="18"/>
+              </w:rPr>
+              <w:t xml:space="preserve">/zoneN/guest/&lt;idx&gt;/pos</w:t>
+            </w:r>
+          </w:p>
+        </w:tc>
+        <w:tc>
+          <w:tcPr>
+            <w:tcW w:type="dxa" w:w="2700"/>
+            <w:shd w:fill="F5F6F8" w:color="auto" w:val="clear"/>
+            <w:tcMar>
+              <w:top w:type="dxa" w:w="80"/>
+              <w:left w:type="dxa" w:w="110"/>
+              <w:bottom w:type="dxa" w:w="80"/>
+              <w:right w:type="dxa" w:w="110"/>
+            </w:tcMar>
+          </w:tcPr>
+          <w:p>
+            <w:pPr>
+              <w:spacing w:after="0" w:line="252"/>
+            </w:pPr>
+            <w:r>
+              <w:rPr>
+                <w:rFonts w:ascii="Consolas" w:cs="Consolas" w:eastAsia="Consolas" w:hAnsi="Consolas"/>
+                <w:color w:val="1B1B1F"/>
+                <w:sz w:val="18"/>
+                <w:szCs w:val="18"/>
+              </w:rPr>
+              <w:t xml:space="preserve">zx_rel : float</w:t>
+            </w:r>
+          </w:p>
+          <w:p>
+            <w:pPr>
+              <w:spacing w:after="0" w:line="252"/>
+            </w:pPr>
+            <w:r>
+              <w:rPr>
+                <w:rFonts w:ascii="Consolas" w:cs="Consolas" w:eastAsia="Consolas" w:hAnsi="Consolas"/>
+                <w:color w:val="1B1B1F"/>
+                <w:sz w:val="18"/>
+                <w:szCs w:val="18"/>
+              </w:rPr>
+              <w:t xml:space="preserve">zy_rel : float</w:t>
+            </w:r>
+          </w:p>
+        </w:tc>
+        <w:tc>
+          <w:tcPr>
+            <w:tcW w:type="dxa" w:w="3480"/>
+            <w:shd w:fill="F5F6F8" w:color="auto" w:val="clear"/>
+            <w:tcMar>
+              <w:top w:type="dxa" w:w="80"/>
+              <w:left w:type="dxa" w:w="110"/>
+              <w:bottom w:type="dxa" w:w="80"/>
+              <w:right w:type="dxa" w:w="110"/>
+            </w:tcMar>
+          </w:tcPr>
           <w:p>
             <w:pPr>
               <w:spacing w:after="0" w:line="252"/>
@@ -3910,6 +3777,20 @@
                 <w:sz w:val="20"/>
                 <w:szCs w:val="20"/>
               </w:rPr>
+              <w:t xml:space="preserve">поток трекинга, 30 Гц</w:t>
+            </w:r>
+          </w:p>
+          <w:p>
+            <w:pPr>
+              <w:spacing w:after="0" w:line="252"/>
+            </w:pPr>
+            <w:r>
+              <w:rPr>
+                <w:rFonts w:ascii="Calibri" w:cs="Calibri" w:eastAsia="Calibri" w:hAnsi="Calibri"/>
+                <w:color w:val="1B1B1F"/>
+                <w:sz w:val="20"/>
+                <w:szCs w:val="20"/>
+              </w:rPr>
               <w:t xml:space="preserve">(только пока зона идёт)</w:t>
             </w:r>
           </w:p>
@@ -3919,6 +3800,97 @@
         <w:tc>
           <w:tcPr>
             <w:tcW w:type="dxa" w:w="3900"/>
+            <w:tcMar>
+              <w:top w:type="dxa" w:w="80"/>
+              <w:left w:type="dxa" w:w="110"/>
+              <w:bottom w:type="dxa" w:w="80"/>
+              <w:right w:type="dxa" w:w="110"/>
+            </w:tcMar>
+          </w:tcPr>
+          <w:p>
+            <w:pPr>
+              <w:spacing w:after="0" w:line="252"/>
+            </w:pPr>
+            <w:r>
+              <w:rPr>
+                <w:rFonts w:ascii="Consolas" w:cs="Consolas" w:eastAsia="Consolas" w:hAnsi="Consolas"/>
+                <w:color w:val="1B1B1F"/>
+                <w:sz w:val="18"/>
+                <w:szCs w:val="18"/>
+              </w:rPr>
+              <w:t xml:space="preserve">/zoneN/anchor</w:t>
+            </w:r>
+          </w:p>
+        </w:tc>
+        <w:tc>
+          <w:tcPr>
+            <w:tcW w:type="dxa" w:w="2700"/>
+            <w:tcMar>
+              <w:top w:type="dxa" w:w="80"/>
+              <w:left w:type="dxa" w:w="110"/>
+              <w:bottom w:type="dxa" w:w="80"/>
+              <w:right w:type="dxa" w:w="110"/>
+            </w:tcMar>
+          </w:tcPr>
+          <w:p>
+            <w:pPr>
+              <w:spacing w:after="0" w:line="252"/>
+            </w:pPr>
+            <w:r>
+              <w:rPr>
+                <w:rFonts w:ascii="Consolas" w:cs="Consolas" w:eastAsia="Consolas" w:hAnsi="Consolas"/>
+                <w:color w:val="1B1B1F"/>
+                <w:sz w:val="18"/>
+                <w:szCs w:val="18"/>
+              </w:rPr>
+              <w:t xml:space="preserve">guestCount : int</w:t>
+            </w:r>
+          </w:p>
+          <w:p>
+            <w:pPr>
+              <w:spacing w:after="0" w:line="252"/>
+            </w:pPr>
+            <w:r>
+              <w:rPr>
+                <w:rFonts w:ascii="Consolas" w:cs="Consolas" w:eastAsia="Consolas" w:hAnsi="Consolas"/>
+                <w:color w:val="1B1B1F"/>
+                <w:sz w:val="18"/>
+                <w:szCs w:val="18"/>
+              </w:rPr>
+              <w:t xml:space="preserve">t1, t2, t3 : str</w:t>
+            </w:r>
+          </w:p>
+        </w:tc>
+        <w:tc>
+          <w:tcPr>
+            <w:tcW w:type="dxa" w:w="3480"/>
+            <w:tcMar>
+              <w:top w:type="dxa" w:w="80"/>
+              <w:left w:type="dxa" w:w="110"/>
+              <w:bottom w:type="dxa" w:w="80"/>
+              <w:right w:type="dxa" w:w="110"/>
+            </w:tcMar>
+          </w:tcPr>
+          <w:p>
+            <w:pPr>
+              <w:spacing w:after="0" w:line="252"/>
+            </w:pPr>
+            <w:r>
+              <w:rPr>
+                <w:rFonts w:ascii="Calibri" w:cs="Calibri" w:eastAsia="Calibri" w:hAnsi="Calibri"/>
+                <w:color w:val="1B1B1F"/>
+                <w:sz w:val="20"/>
+                <w:szCs w:val="20"/>
+              </w:rPr>
+              <w:t xml:space="preserve">итог зоны 3, переданный дальше</w:t>
+            </w:r>
+          </w:p>
+        </w:tc>
+      </w:tr>
+      <w:tr>
+        <w:tc>
+          <w:tcPr>
+            <w:tcW w:type="dxa" w:w="3900"/>
             <w:shd w:fill="F5F6F8" w:color="auto" w:val="clear"/>
             <w:tcMar>
               <w:top w:type="dxa" w:w="80"/>
@@ -3938,7 +3910,7 @@
                 <w:sz w:val="18"/>
                 <w:szCs w:val="18"/>
               </w:rPr>
-              <w:t xml:space="preserve">/zoneN/anchor</w:t>
+              <w:t xml:space="preserve">/zoneN/prompt/enter</w:t>
             </w:r>
           </w:p>
         </w:tc>
@@ -3964,21 +3936,35 @@
                 <w:sz w:val="18"/>
                 <w:szCs w:val="18"/>
               </w:rPr>
-              <w:t xml:space="preserve">guestCount : int</w:t>
-            </w:r>
-          </w:p>
-          <w:p>
-            <w:pPr>
-              <w:spacing w:after="0" w:line="252"/>
-            </w:pPr>
-            <w:r>
-              <w:rPr>
-                <w:rFonts w:ascii="Consolas" w:cs="Consolas" w:eastAsia="Consolas" w:hAnsi="Consolas"/>
-                <w:color w:val="1B1B1F"/>
-                <w:sz w:val="18"/>
-                <w:szCs w:val="18"/>
-              </w:rPr>
-              <w:t xml:space="preserve">t1, t2, t3 : str</w:t>
+              <w:t xml:space="preserve">uuid : string</w:t>
+            </w:r>
+          </w:p>
+          <w:p>
+            <w:pPr>
+              <w:spacing w:after="0" w:line="252"/>
+            </w:pPr>
+            <w:r>
+              <w:rPr>
+                <w:rFonts w:ascii="Consolas" w:cs="Consolas" w:eastAsia="Consolas" w:hAnsi="Consolas"/>
+                <w:color w:val="1B1B1F"/>
+                <w:sz w:val="18"/>
+                <w:szCs w:val="18"/>
+              </w:rPr>
+              <w:t xml:space="preserve">guest : int</w:t>
+            </w:r>
+          </w:p>
+          <w:p>
+            <w:pPr>
+              <w:spacing w:after="0" w:line="252"/>
+            </w:pPr>
+            <w:r>
+              <w:rPr>
+                <w:rFonts w:ascii="Consolas" w:cs="Consolas" w:eastAsia="Consolas" w:hAnsi="Consolas"/>
+                <w:color w:val="1B1B1F"/>
+                <w:sz w:val="18"/>
+                <w:szCs w:val="18"/>
+              </w:rPr>
+              <w:t xml:space="preserve">y_rel : float</w:t>
             </w:r>
           </w:p>
         </w:tc>
@@ -3986,111 +3972,6 @@
           <w:tcPr>
             <w:tcW w:type="dxa" w:w="3480"/>
             <w:shd w:fill="F5F6F8" w:color="auto" w:val="clear"/>
-            <w:tcMar>
-              <w:top w:type="dxa" w:w="80"/>
-              <w:left w:type="dxa" w:w="110"/>
-              <w:bottom w:type="dxa" w:w="80"/>
-              <w:right w:type="dxa" w:w="110"/>
-            </w:tcMar>
-          </w:tcPr>
-          <w:p>
-            <w:pPr>
-              <w:spacing w:after="0" w:line="252"/>
-            </w:pPr>
-            <w:r>
-              <w:rPr>
-                <w:rFonts w:ascii="Calibri" w:cs="Calibri" w:eastAsia="Calibri" w:hAnsi="Calibri"/>
-                <w:color w:val="1B1B1F"/>
-                <w:sz w:val="20"/>
-                <w:szCs w:val="20"/>
-              </w:rPr>
-              <w:t xml:space="preserve">итог зоны 3, переданный дальше</w:t>
-            </w:r>
-          </w:p>
-        </w:tc>
-      </w:tr>
-      <w:tr>
-        <w:tc>
-          <w:tcPr>
-            <w:tcW w:type="dxa" w:w="3900"/>
-            <w:tcMar>
-              <w:top w:type="dxa" w:w="80"/>
-              <w:left w:type="dxa" w:w="110"/>
-              <w:bottom w:type="dxa" w:w="80"/>
-              <w:right w:type="dxa" w:w="110"/>
-            </w:tcMar>
-          </w:tcPr>
-          <w:p>
-            <w:pPr>
-              <w:spacing w:after="0" w:line="252"/>
-            </w:pPr>
-            <w:r>
-              <w:rPr>
-                <w:rFonts w:ascii="Consolas" w:cs="Consolas" w:eastAsia="Consolas" w:hAnsi="Consolas"/>
-                <w:color w:val="1B1B1F"/>
-                <w:sz w:val="18"/>
-                <w:szCs w:val="18"/>
-              </w:rPr>
-              <w:t xml:space="preserve">/zoneN/prompt/enter</w:t>
-            </w:r>
-          </w:p>
-        </w:tc>
-        <w:tc>
-          <w:tcPr>
-            <w:tcW w:type="dxa" w:w="2700"/>
-            <w:tcMar>
-              <w:top w:type="dxa" w:w="80"/>
-              <w:left w:type="dxa" w:w="110"/>
-              <w:bottom w:type="dxa" w:w="80"/>
-              <w:right w:type="dxa" w:w="110"/>
-            </w:tcMar>
-          </w:tcPr>
-          <w:p>
-            <w:pPr>
-              <w:spacing w:after="0" w:line="252"/>
-            </w:pPr>
-            <w:r>
-              <w:rPr>
-                <w:rFonts w:ascii="Consolas" w:cs="Consolas" w:eastAsia="Consolas" w:hAnsi="Consolas"/>
-                <w:color w:val="1B1B1F"/>
-                <w:sz w:val="18"/>
-                <w:szCs w:val="18"/>
-              </w:rPr>
-              <w:t xml:space="preserve">uuid : string</w:t>
-            </w:r>
-          </w:p>
-          <w:p>
-            <w:pPr>
-              <w:spacing w:after="0" w:line="252"/>
-            </w:pPr>
-            <w:r>
-              <w:rPr>
-                <w:rFonts w:ascii="Consolas" w:cs="Consolas" w:eastAsia="Consolas" w:hAnsi="Consolas"/>
-                <w:color w:val="1B1B1F"/>
-                <w:sz w:val="18"/>
-                <w:szCs w:val="18"/>
-              </w:rPr>
-              <w:t xml:space="preserve">guest : int</w:t>
-            </w:r>
-          </w:p>
-          <w:p>
-            <w:pPr>
-              <w:spacing w:after="0" w:line="252"/>
-            </w:pPr>
-            <w:r>
-              <w:rPr>
-                <w:rFonts w:ascii="Consolas" w:cs="Consolas" w:eastAsia="Consolas" w:hAnsi="Consolas"/>
-                <w:color w:val="1B1B1F"/>
-                <w:sz w:val="18"/>
-                <w:szCs w:val="18"/>
-              </w:rPr>
-              <w:t xml:space="preserve">y_rel : float</w:t>
-            </w:r>
-          </w:p>
-        </w:tc>
-        <w:tc>
-          <w:tcPr>
-            <w:tcW w:type="dxa" w:w="3480"/>
             <w:tcMar>
               <w:top w:type="dxa" w:w="80"/>
               <w:left w:type="dxa" w:w="110"/>
@@ -4403,6 +4284,63 @@
           <w:szCs w:val="21"/>
         </w:rPr>
         <w:t xml:space="preserve">.</w:t>
+      </w:r>
+    </w:p>
+    <w:p>
+      <w:pPr>
+        <w:spacing w:after="100" w:line="276"/>
+      </w:pPr>
+      <w:r>
+        <w:rPr>
+          <w:rFonts w:ascii="Calibri" w:cs="Calibri" w:eastAsia="Calibri" w:hAnsi="Calibri"/>
+          <w:b/>
+          <w:bCs/>
+          <w:color w:val="1B1B1F"/>
+          <w:sz w:val="21"/>
+          <w:szCs w:val="21"/>
+        </w:rPr>
+        <w:t xml:space="preserve">Начало отсчёта:</w:t>
+      </w:r>
+    </w:p>
+    <w:p>
+      <w:pPr>
+        <w:spacing w:after="160" w:line="276"/>
+      </w:pPr>
+      <w:r>
+        <w:rPr>
+          <w:rFonts w:ascii="Consolas" w:cs="Consolas" w:eastAsia="Consolas" w:hAnsi="Consolas"/>
+          <w:color w:val="1B1B1F"/>
+          <w:sz w:val="19"/>
+          <w:szCs w:val="19"/>
+        </w:rPr>
+        <w:t xml:space="preserve">zx_rel / zy_rel</w:t>
+      </w:r>
+      <w:r>
+        <w:rPr>
+          <w:rFonts w:ascii="Calibri" w:cs="Calibri" w:eastAsia="Calibri" w:hAnsi="Calibri"/>
+          <w:color w:val="1B1B1F"/>
+          <w:sz w:val="21"/>
+          <w:szCs w:val="21"/>
+        </w:rPr>
+        <w:t xml:space="preserve"> считаются от угла зоны (xmin, ymin) — левого нижнего на плане: x растёт вправо вдоль тоннеля, y — поперёк. Движение справа налево, поэтому гость входит в зону со стороны zx_rel = 1 и идёт к 0. Если сцене удобнее «вход = 0», пара </w:t>
+      </w:r>
+      <w:r>
+        <w:rPr>
+          <w:rFonts w:ascii="Consolas" w:cs="Consolas" w:eastAsia="Consolas" w:hAnsi="Consolas"/>
+          <w:color w:val="1B1B1F"/>
+          <w:sz w:val="19"/>
+          <w:szCs w:val="19"/>
+        </w:rPr>
+        <w:t xml:space="preserve">Relorigin</w:t>
+      </w:r>
+      <w:r>
+        <w:rPr>
+          <w:rFonts w:ascii="Calibri" w:cs="Calibri" w:eastAsia="Calibri" w:hAnsi="Calibri"/>
+          <w:color w:val="1B1B1F"/>
+          <w:sz w:val="21"/>
+          <w:szCs w:val="21"/>
+        </w:rPr>
+        <w:t xml:space="preserve"> на zones переключается в режим entry — мастер развернёт шкалу сам, зоне менять ничего не нужно.</w:t>
       </w:r>
     </w:p>
     <w:p>

--- a/docs/Протокол_мастера.docx
+++ b/docs/Протокол_мастера.docx
@@ -4313,16 +4313,16 @@
           <w:sz w:val="19"/>
           <w:szCs w:val="19"/>
         </w:rPr>
-        <w:t xml:space="preserve">zx_rel / zy_rel</w:t>
-      </w:r>
-      <w:r>
-        <w:rPr>
-          <w:rFonts w:ascii="Calibri" w:cs="Calibri" w:eastAsia="Calibri" w:hAnsi="Calibri"/>
-          <w:color w:val="1B1B1F"/>
-          <w:sz w:val="21"/>
-          <w:szCs w:val="21"/>
-        </w:rPr>
-        <w:t xml:space="preserve"> считаются от угла зоны (xmin, ymin) — левого нижнего на плане: x растёт вправо вдоль тоннеля, y — поперёк. Движение справа налево, поэтому гость входит в зону со стороны zx_rel = 1 и идёт к 0. Если сцене удобнее «вход = 0», пара </w:t>
+        <w:t xml:space="preserve">zx_rel = 0</w:t>
+      </w:r>
+      <w:r>
+        <w:rPr>
+          <w:rFonts w:ascii="Calibri" w:cs="Calibri" w:eastAsia="Calibri" w:hAnsi="Calibri"/>
+          <w:color w:val="1B1B1F"/>
+          <w:sz w:val="21"/>
+          <w:szCs w:val="21"/>
+        </w:rPr>
+        <w:t xml:space="preserve"> — там, где гость ВХОДИТ в зону, </w:t>
       </w:r>
       <w:r>
         <w:rPr>
@@ -4331,6 +4331,42 @@
           <w:sz w:val="19"/>
           <w:szCs w:val="19"/>
         </w:rPr>
+        <w:t xml:space="preserve">1</w:t>
+      </w:r>
+      <w:r>
+        <w:rPr>
+          <w:rFonts w:ascii="Calibri" w:cs="Calibri" w:eastAsia="Calibri" w:hAnsi="Calibri"/>
+          <w:color w:val="1B1B1F"/>
+          <w:sz w:val="21"/>
+          <w:szCs w:val="21"/>
+        </w:rPr>
+        <w:t xml:space="preserve"> — где выходит. Движение справа налево, поэтому нулю соответствует правый край зоны; мастер разворачивает шкалу сам, зоне об этом думать не нужно. </w:t>
+      </w:r>
+      <w:r>
+        <w:rPr>
+          <w:rFonts w:ascii="Consolas" w:cs="Consolas" w:eastAsia="Consolas" w:hAnsi="Consolas"/>
+          <w:color w:val="1B1B1F"/>
+          <w:sz w:val="19"/>
+          <w:szCs w:val="19"/>
+        </w:rPr>
+        <w:t xml:space="preserve">zy_rel</w:t>
+      </w:r>
+      <w:r>
+        <w:rPr>
+          <w:rFonts w:ascii="Calibri" w:cs="Calibri" w:eastAsia="Calibri" w:hAnsi="Calibri"/>
+          <w:color w:val="1B1B1F"/>
+          <w:sz w:val="21"/>
+          <w:szCs w:val="21"/>
+        </w:rPr>
+        <w:t xml:space="preserve"> — поперёк тоннеля, 0 у края y = 0. Переключается парой </w:t>
+      </w:r>
+      <w:r>
+        <w:rPr>
+          <w:rFonts w:ascii="Consolas" w:cs="Consolas" w:eastAsia="Consolas" w:hAnsi="Consolas"/>
+          <w:color w:val="1B1B1F"/>
+          <w:sz w:val="19"/>
+          <w:szCs w:val="19"/>
+        </w:rPr>
         <w:t xml:space="preserve">Relorigin</w:t>
       </w:r>
       <w:r>
@@ -4340,7 +4376,7 @@
           <w:sz w:val="21"/>
           <w:szCs w:val="21"/>
         </w:rPr>
-        <w:t xml:space="preserve"> на zones переключается в режим entry — мастер развернёт шкалу сам, зоне менять ничего не нужно.</w:t>
+        <w:t xml:space="preserve"> на zones: entry (по умолчанию) или corner — от угла зоны.</w:t>
       </w:r>
     </w:p>
     <w:p>
@@ -4375,7 +4411,7 @@
           <w:sz w:val="21"/>
           <w:szCs w:val="21"/>
         </w:rPr>
-        <w:t xml:space="preserve">zx_rel, zy_rel — 0…1 внутри своей зоны; для сцены обычно нужны именно они.</w:t>
+        <w:t xml:space="preserve">zx_rel — 0 на входе в зону, 1 на выходе; zy_rel — поперёк тоннеля 0…1.</w:t>
       </w:r>
     </w:p>
     <w:p>

--- a/docs/Протокол_мастера.docx
+++ b/docs/Протокол_мастера.docx
@@ -3075,6 +3075,111 @@
           </w:p>
         </w:tc>
       </w:tr>
+      <w:tr>
+        <w:tc>
+          <w:tcPr>
+            <w:tcW w:type="dxa" w:w="3100"/>
+            <w:tcMar>
+              <w:top w:type="dxa" w:w="80"/>
+              <w:left w:type="dxa" w:w="110"/>
+              <w:bottom w:type="dxa" w:w="80"/>
+              <w:right w:type="dxa" w:w="110"/>
+            </w:tcMar>
+          </w:tcPr>
+          <w:p>
+            <w:pPr>
+              <w:spacing w:after="0" w:line="252"/>
+            </w:pPr>
+            <w:r>
+              <w:rPr>
+                <w:rFonts w:ascii="Consolas" w:cs="Consolas" w:eastAsia="Consolas" w:hAnsi="Consolas"/>
+                <w:color w:val="1B1B1F"/>
+                <w:sz w:val="18"/>
+                <w:szCs w:val="18"/>
+              </w:rPr>
+              <w:t xml:space="preserve">/show/heartbeat</w:t>
+            </w:r>
+          </w:p>
+        </w:tc>
+        <w:tc>
+          <w:tcPr>
+            <w:tcW w:type="dxa" w:w="3400"/>
+            <w:tcMar>
+              <w:top w:type="dxa" w:w="80"/>
+              <w:left w:type="dxa" w:w="110"/>
+              <w:bottom w:type="dxa" w:w="80"/>
+              <w:right w:type="dxa" w:w="110"/>
+            </w:tcMar>
+          </w:tcPr>
+          <w:p>
+            <w:pPr>
+              <w:spacing w:after="0" w:line="252"/>
+            </w:pPr>
+            <w:r>
+              <w:rPr>
+                <w:rFonts w:ascii="Consolas" w:cs="Consolas" w:eastAsia="Consolas" w:hAnsi="Consolas"/>
+                <w:color w:val="1B1B1F"/>
+                <w:sz w:val="18"/>
+                <w:szCs w:val="18"/>
+              </w:rPr>
+              <w:t xml:space="preserve">seq : int</w:t>
+            </w:r>
+          </w:p>
+          <w:p>
+            <w:pPr>
+              <w:spacing w:after="0" w:line="252"/>
+            </w:pPr>
+            <w:r>
+              <w:rPr>
+                <w:rFonts w:ascii="Consolas" w:cs="Consolas" w:eastAsia="Consolas" w:hAnsi="Consolas"/>
+                <w:color w:val="1B1B1F"/>
+                <w:sz w:val="18"/>
+                <w:szCs w:val="18"/>
+              </w:rPr>
+              <w:t xml:space="preserve">uptime : float</w:t>
+            </w:r>
+          </w:p>
+        </w:tc>
+        <w:tc>
+          <w:tcPr>
+            <w:tcW w:type="dxa" w:w="3580"/>
+            <w:tcMar>
+              <w:top w:type="dxa" w:w="80"/>
+              <w:left w:type="dxa" w:w="110"/>
+              <w:bottom w:type="dxa" w:w="80"/>
+              <w:right w:type="dxa" w:w="110"/>
+            </w:tcMar>
+          </w:tcPr>
+          <w:p>
+            <w:pPr>
+              <w:spacing w:after="0" w:line="252"/>
+            </w:pPr>
+            <w:r>
+              <w:rPr>
+                <w:rFonts w:ascii="Calibri" w:cs="Calibri" w:eastAsia="Calibri" w:hAnsi="Calibri"/>
+                <w:color w:val="1B1B1F"/>
+                <w:sz w:val="20"/>
+                <w:szCs w:val="20"/>
+              </w:rPr>
+              <w:t xml:space="preserve">1 Гц — пульс мастера,</w:t>
+            </w:r>
+          </w:p>
+          <w:p>
+            <w:pPr>
+              <w:spacing w:after="0" w:line="252"/>
+            </w:pPr>
+            <w:r>
+              <w:rPr>
+                <w:rFonts w:ascii="Calibri" w:cs="Calibri" w:eastAsia="Calibri" w:hAnsi="Calibri"/>
+                <w:color w:val="1B1B1F"/>
+                <w:sz w:val="20"/>
+                <w:szCs w:val="20"/>
+              </w:rPr>
+              <w:t xml:space="preserve">seq растёт каждую секунду</w:t>
+            </w:r>
+          </w:p>
+        </w:tc>
+      </w:tr>
     </w:tbl>
     <w:p>
       <w:pPr>
@@ -3633,6 +3738,163 @@
                 <w:sz w:val="18"/>
                 <w:szCs w:val="18"/>
               </w:rPr>
+              <w:t xml:space="preserve">/zoneN/time</w:t>
+            </w:r>
+          </w:p>
+        </w:tc>
+        <w:tc>
+          <w:tcPr>
+            <w:tcW w:type="dxa" w:w="2700"/>
+            <w:tcMar>
+              <w:top w:type="dxa" w:w="80"/>
+              <w:left w:type="dxa" w:w="110"/>
+              <w:bottom w:type="dxa" w:w="80"/>
+              <w:right w:type="dxa" w:w="110"/>
+            </w:tcMar>
+          </w:tcPr>
+          <w:p>
+            <w:pPr>
+              <w:spacing w:after="0" w:line="252"/>
+            </w:pPr>
+            <w:r>
+              <w:rPr>
+                <w:rFonts w:ascii="Consolas" w:cs="Consolas" w:eastAsia="Consolas" w:hAnsi="Consolas"/>
+                <w:color w:val="1B1B1F"/>
+                <w:sz w:val="18"/>
+                <w:szCs w:val="18"/>
+              </w:rPr>
+              <w:t xml:space="preserve">elapsed : float</w:t>
+            </w:r>
+          </w:p>
+        </w:tc>
+        <w:tc>
+          <w:tcPr>
+            <w:tcW w:type="dxa" w:w="3480"/>
+            <w:tcMar>
+              <w:top w:type="dxa" w:w="80"/>
+              <w:left w:type="dxa" w:w="110"/>
+              <w:bottom w:type="dxa" w:w="80"/>
+              <w:right w:type="dxa" w:w="110"/>
+            </w:tcMar>
+          </w:tcPr>
+          <w:p>
+            <w:pPr>
+              <w:spacing w:after="0" w:line="252"/>
+            </w:pPr>
+            <w:r>
+              <w:rPr>
+                <w:rFonts w:ascii="Calibri" w:cs="Calibri" w:eastAsia="Calibri" w:hAnsi="Calibri"/>
+                <w:color w:val="1B1B1F"/>
+                <w:sz w:val="20"/>
+                <w:szCs w:val="20"/>
+              </w:rPr>
+              <w:t xml:space="preserve">1 Гц — сколько идёт СЦЕНА ЭТОЙ ЗОНЫ</w:t>
+            </w:r>
+          </w:p>
+        </w:tc>
+      </w:tr>
+      <w:tr>
+        <w:tc>
+          <w:tcPr>
+            <w:tcW w:type="dxa" w:w="3900"/>
+            <w:shd w:fill="F5F6F8" w:color="auto" w:val="clear"/>
+            <w:tcMar>
+              <w:top w:type="dxa" w:w="80"/>
+              <w:left w:type="dxa" w:w="110"/>
+              <w:bottom w:type="dxa" w:w="80"/>
+              <w:right w:type="dxa" w:w="110"/>
+            </w:tcMar>
+          </w:tcPr>
+          <w:p>
+            <w:pPr>
+              <w:spacing w:after="0" w:line="252"/>
+            </w:pPr>
+            <w:r>
+              <w:rPr>
+                <w:rFonts w:ascii="Consolas" w:cs="Consolas" w:eastAsia="Consolas" w:hAnsi="Consolas"/>
+                <w:color w:val="1B1B1F"/>
+                <w:sz w:val="18"/>
+                <w:szCs w:val="18"/>
+              </w:rPr>
+              <w:t xml:space="preserve">/zoneN/guest/&lt;idx&gt;/state</w:t>
+            </w:r>
+          </w:p>
+        </w:tc>
+        <w:tc>
+          <w:tcPr>
+            <w:tcW w:type="dxa" w:w="2700"/>
+            <w:shd w:fill="F5F6F8" w:color="auto" w:val="clear"/>
+            <w:tcMar>
+              <w:top w:type="dxa" w:w="80"/>
+              <w:left w:type="dxa" w:w="110"/>
+              <w:bottom w:type="dxa" w:w="80"/>
+              <w:right w:type="dxa" w:w="110"/>
+            </w:tcMar>
+          </w:tcPr>
+          <w:p>
+            <w:pPr>
+              <w:spacing w:after="0" w:line="252"/>
+            </w:pPr>
+            <w:r>
+              <w:rPr>
+                <w:rFonts w:ascii="Consolas" w:cs="Consolas" w:eastAsia="Consolas" w:hAnsi="Consolas"/>
+                <w:color w:val="1B1B1F"/>
+                <w:sz w:val="18"/>
+                <w:szCs w:val="18"/>
+              </w:rPr>
+              <w:t xml:space="preserve">tracked : int</w:t>
+            </w:r>
+          </w:p>
+        </w:tc>
+        <w:tc>
+          <w:tcPr>
+            <w:tcW w:type="dxa" w:w="3480"/>
+            <w:shd w:fill="F5F6F8" w:color="auto" w:val="clear"/>
+            <w:tcMar>
+              <w:top w:type="dxa" w:w="80"/>
+              <w:left w:type="dxa" w:w="110"/>
+              <w:bottom w:type="dxa" w:w="80"/>
+              <w:right w:type="dxa" w:w="110"/>
+            </w:tcMar>
+          </w:tcPr>
+          <w:p>
+            <w:pPr>
+              <w:spacing w:after="0" w:line="252"/>
+            </w:pPr>
+            <w:r>
+              <w:rPr>
+                <w:rFonts w:ascii="Calibri" w:cs="Calibri" w:eastAsia="Calibri" w:hAnsi="Calibri"/>
+                <w:color w:val="1B1B1F"/>
+                <w:sz w:val="20"/>
+                <w:szCs w:val="20"/>
+              </w:rPr>
+              <w:t xml:space="preserve">0 — трек гостя потерян, 1 — вернулся</w:t>
+            </w:r>
+          </w:p>
+        </w:tc>
+      </w:tr>
+      <w:tr>
+        <w:tc>
+          <w:tcPr>
+            <w:tcW w:type="dxa" w:w="3900"/>
+            <w:tcMar>
+              <w:top w:type="dxa" w:w="80"/>
+              <w:left w:type="dxa" w:w="110"/>
+              <w:bottom w:type="dxa" w:w="80"/>
+              <w:right w:type="dxa" w:w="110"/>
+            </w:tcMar>
+          </w:tcPr>
+          <w:p>
+            <w:pPr>
+              <w:spacing w:after="0" w:line="252"/>
+            </w:pPr>
+            <w:r>
+              <w:rPr>
+                <w:rFonts w:ascii="Consolas" w:cs="Consolas" w:eastAsia="Consolas" w:hAnsi="Consolas"/>
+                <w:color w:val="1B1B1F"/>
+                <w:sz w:val="18"/>
+                <w:szCs w:val="18"/>
+              </w:rPr>
               <w:t xml:space="preserve">/zoneN/count</w:t>
             </w:r>
           </w:p>
@@ -4284,6 +4546,93 @@
           <w:szCs w:val="21"/>
         </w:rPr>
         <w:t xml:space="preserve">.</w:t>
+      </w:r>
+    </w:p>
+    <w:p>
+      <w:pPr>
+        <w:spacing w:after="100" w:line="276"/>
+      </w:pPr>
+      <w:r>
+        <w:rPr>
+          <w:rFonts w:ascii="Calibri" w:cs="Calibri" w:eastAsia="Calibri" w:hAnsi="Calibri"/>
+          <w:b/>
+          <w:bCs/>
+          <w:color w:val="1B1B1F"/>
+          <w:sz w:val="21"/>
+          <w:szCs w:val="21"/>
+        </w:rPr>
+        <w:t xml:space="preserve">Три разных времени, не путать:</w:t>
+      </w:r>
+    </w:p>
+    <w:p>
+      <w:pPr>
+        <w:pStyle w:val="ListParagraph"/>
+        <w:numPr>
+          <w:ilvl w:val="0"/>
+          <w:numId w:val="2"/>
+        </w:numPr>
+        <w:spacing w:after="80" w:line="276"/>
+      </w:pPr>
+      <w:r>
+        <w:rPr>
+          <w:rFonts w:ascii="Calibri" w:cs="Calibri" w:eastAsia="Calibri" w:hAnsi="Calibri"/>
+          <w:color w:val="1B1B1F"/>
+          <w:sz w:val="21"/>
+          <w:szCs w:val="21"/>
+        </w:rPr>
+        <w:t xml:space="preserve">/show/clock — общие часы шоу, 30 Гц, одни на всю инсталляцию.</w:t>
+      </w:r>
+    </w:p>
+    <w:p>
+      <w:pPr>
+        <w:pStyle w:val="ListParagraph"/>
+        <w:numPr>
+          <w:ilvl w:val="0"/>
+          <w:numId w:val="2"/>
+        </w:numPr>
+        <w:spacing w:after="80" w:line="276"/>
+      </w:pPr>
+      <w:r>
+        <w:rPr>
+          <w:rFonts w:ascii="Calibri" w:cs="Calibri" w:eastAsia="Calibri" w:hAnsi="Calibri"/>
+          <w:color w:val="1B1B1F"/>
+          <w:sz w:val="21"/>
+          <w:szCs w:val="21"/>
+        </w:rPr>
+        <w:t xml:space="preserve">/zoneN/time — сколько идёт сцена ЭТОЙ зоны от её собственного старта, 1 Гц: вычитать ничего не нужно.</w:t>
+      </w:r>
+    </w:p>
+    <w:p>
+      <w:pPr>
+        <w:pStyle w:val="ListParagraph"/>
+        <w:numPr>
+          <w:ilvl w:val="0"/>
+          <w:numId w:val="2"/>
+        </w:numPr>
+        <w:spacing w:after="80" w:line="276"/>
+      </w:pPr>
+      <w:r>
+        <w:rPr>
+          <w:rFonts w:ascii="Calibri" w:cs="Calibri" w:eastAsia="Calibri" w:hAnsi="Calibri"/>
+          <w:color w:val="1B1B1F"/>
+          <w:sz w:val="21"/>
+          <w:szCs w:val="21"/>
+        </w:rPr>
+        <w:t xml:space="preserve">/show/heartbeat — пульс мастера с растущим seq: пропал — мастер недоступен, пошёл с единицы — мастер перезапустился (по потоку часов пауза и рестарт неотличимы).</w:t>
+      </w:r>
+    </w:p>
+    <w:p>
+      <w:pPr>
+        <w:spacing w:after="120" w:line="276"/>
+      </w:pPr>
+      <w:r>
+        <w:rPr>
+          <w:rFonts w:ascii="Calibri" w:cs="Calibri" w:eastAsia="Calibri" w:hAnsi="Calibri"/>
+          <w:color w:val="1B1B1F"/>
+          <w:sz w:val="21"/>
+          <w:szCs w:val="21"/>
+        </w:rPr>
+        <w:t xml:space="preserve"/>
       </w:r>
     </w:p>
     <w:p>
